--- a/output/45d4b135-45a3-447c-86ab-8a2d7ff7a55e/stage3/DataForge数据开发平台-项目计划书.docx
+++ b/output/45d4b135-45a3-447c-86ab-8a2d7ff7a55e/stage3/DataForge数据开发平台-项目计划书.docx
@@ -1074,7 +1074,7 @@
                 <w:color w:val="212121"/>
                 <w:sz w:val="16"/>
               </w:rPr>
-              <w:t>从源头保证开发产生的信息规范且无歧义</w:t>
+              <w:t>从源头保证开发产生的信息规范且前后相互关联</w:t>
             </w:r>
           </w:p>
         </w:tc>
@@ -1713,7 +1713,7 @@
           <w:rFonts w:ascii="微软雅黑" w:eastAsia="微软雅黑" w:hAnsi="微软雅黑" w:cs="微软雅黑" w:hint="eastAsia"/>
           <w:lang w:eastAsia="zh-CN"/>
         </w:rPr>
-        <w:t>构建规范开发环境，保证信息源头无歧义；</w:t>
+        <w:t>构建规范开发环境，保证源头信息规范且前后关联；</w:t>
       </w:r>
       <w:r>
         <w:t xml:space="preserve">dataforge-server </w:t>
@@ -1992,7 +1992,7 @@
           <w:sz w:val="18"/>
           <w:lang w:eastAsia="zh-CN"/>
         </w:rPr>
-        <w:t>校验、命名与口径约束，确保开发产生的信息规范且无歧义。</w:t>
+        <w:t>校验、命名与口径约束，确保开发产生的信息规范且前后相互关联。</w:t>
       </w:r>
     </w:p>
     <w:p>
@@ -6686,6 +6686,313 @@
     </w:p>
     <w:p>
       <w:pPr>
+        <w:pStyle w:val="Heading4"/>
+      </w:pPr>
+      <w:r>
+        <w:rPr>
+          <w:rFonts w:ascii="微软雅黑" w:eastAsia="微软雅黑" w:hAnsi="微软雅黑" w:cs="微软雅黑" w:hint="eastAsia"/>
+          <w:lang w:eastAsia="zh-CN"/>
+        </w:rPr>
+        <w:t>4. 运维与治理类能力（规划中）</w:t>
+      </w:r>
+    </w:p>
+    <w:p>
+      <w:pPr>
+        <w:ind w:firstLine="360"/>
+      </w:pPr>
+      <w:r>
+        <w:rPr>
+          <w:rFonts w:ascii="微软雅黑" w:eastAsia="微软雅黑" w:hAnsi="微软雅黑" w:cs="微软雅黑" w:hint="eastAsia"/>
+          <w:lang w:eastAsia="zh-CN"/>
+        </w:rPr>
+        <w:t>前</w:t>
+      </w:r>
+      <w:r>
+        <w:t xml:space="preserve"> 3 </w:t>
+      </w:r>
+      <w:r>
+        <w:rPr>
+          <w:rFonts w:ascii="微软雅黑" w:eastAsia="微软雅黑" w:hAnsi="微软雅黑" w:cs="微软雅黑" w:hint="eastAsia"/>
+          <w:lang w:eastAsia="zh-CN"/>
+        </w:rPr>
+        <w:t>类需求构成</w:t>
+      </w:r>
+      <w:r>
+        <w:t>"</w:t>
+      </w:r>
+      <w:r>
+        <w:rPr>
+          <w:rFonts w:ascii="微软雅黑" w:eastAsia="微软雅黑" w:hAnsi="微软雅黑" w:cs="微软雅黑" w:hint="eastAsia"/>
+          <w:lang w:eastAsia="zh-CN"/>
+        </w:rPr>
+        <w:t>让智能体正确理解业务数据</w:t>
+      </w:r>
+      <w:r>
+        <w:t>"</w:t>
+      </w:r>
+      <w:r>
+        <w:rPr>
+          <w:rFonts w:ascii="微软雅黑" w:eastAsia="微软雅黑" w:hAnsi="微软雅黑" w:cs="微软雅黑" w:hint="eastAsia"/>
+          <w:lang w:eastAsia="zh-CN"/>
+        </w:rPr>
+        <w:t>的基础，本期优先交付；以下</w:t>
+      </w:r>
+      <w:r>
+        <w:t xml:space="preserve"> 3 </w:t>
+      </w:r>
+      <w:r>
+        <w:rPr>
+          <w:rFonts w:ascii="微软雅黑" w:eastAsia="微软雅黑" w:hAnsi="微软雅黑" w:cs="微软雅黑" w:hint="eastAsia"/>
+          <w:lang w:eastAsia="zh-CN"/>
+        </w:rPr>
+        <w:t>项决定平台在业务侧能否长期被用起来，列入规划并各自给出就绪判据：</w:t>
+      </w:r>
+    </w:p>
+    <w:p>
+      <w:pPr>
+        <w:pStyle w:val="ListBullet"/>
+        <w:spacing w:line="384" w:lineRule="auto" w:after="90"/>
+        <w:jc w:val="left"/>
+      </w:pPr>
+      <w:r>
+        <w:rPr>
+          <w:rFonts w:ascii="微软雅黑" w:eastAsia="微软雅黑" w:hAnsi="微软雅黑" w:cs="微软雅黑" w:hint="eastAsia"/>
+          <w:b/>
+          <w:color w:val="212121"/>
+          <w:sz w:val="18"/>
+          <w:lang w:eastAsia="zh-CN"/>
+        </w:rPr>
+        <w:t>自动化问题排障</w:t>
+      </w:r>
+      <w:r>
+        <w:rPr>
+          <w:rFonts w:ascii="微软雅黑" w:eastAsia="微软雅黑" w:hAnsi="微软雅黑" w:cs="微软雅黑" w:hint="eastAsia"/>
+          <w:color w:val="212121"/>
+          <w:sz w:val="18"/>
+          <w:lang w:eastAsia="zh-CN"/>
+        </w:rPr>
+        <w:t>：任务失败时，依据集群部署信息与任务依赖关系自动定位到受影响的上游任务或资源瓶颈，输出根因候选与影响范围。就绪判据：对给定失败实例，能给出至少一条可验证的根因线索（上游任务未产出</w:t>
+      </w:r>
+      <w:r>
+        <w:rPr>
+          <w:color w:val="212121"/>
+          <w:sz w:val="18"/>
+        </w:rPr>
+        <w:t xml:space="preserve"> / </w:t>
+      </w:r>
+      <w:r>
+        <w:rPr>
+          <w:rFonts w:ascii="微软雅黑" w:eastAsia="微软雅黑" w:hAnsi="微软雅黑" w:cs="微软雅黑" w:hint="eastAsia"/>
+          <w:color w:val="212121"/>
+          <w:sz w:val="18"/>
+          <w:lang w:eastAsia="zh-CN"/>
+        </w:rPr>
+        <w:t>资源不足</w:t>
+      </w:r>
+      <w:r>
+        <w:rPr>
+          <w:color w:val="212121"/>
+          <w:sz w:val="18"/>
+        </w:rPr>
+        <w:t xml:space="preserve"> / </w:t>
+      </w:r>
+      <w:r>
+        <w:rPr>
+          <w:rFonts w:ascii="微软雅黑" w:eastAsia="微软雅黑" w:hAnsi="微软雅黑" w:cs="微软雅黑" w:hint="eastAsia"/>
+          <w:color w:val="212121"/>
+          <w:sz w:val="18"/>
+          <w:lang w:eastAsia="zh-CN"/>
+        </w:rPr>
+        <w:t>配置错误），且在平台内可追溯到对应任务节点。</w:t>
+      </w:r>
+    </w:p>
+    <w:p>
+      <w:pPr>
+        <w:pStyle w:val="ListBullet"/>
+        <w:spacing w:line="384" w:lineRule="auto" w:after="90"/>
+        <w:jc w:val="left"/>
+      </w:pPr>
+      <w:r>
+        <w:rPr>
+          <w:rFonts w:ascii="微软雅黑" w:eastAsia="微软雅黑" w:hAnsi="微软雅黑" w:cs="微软雅黑" w:hint="eastAsia"/>
+          <w:b/>
+          <w:color w:val="212121"/>
+          <w:sz w:val="18"/>
+          <w:lang w:eastAsia="zh-CN"/>
+        </w:rPr>
+        <w:t>知识检索增强</w:t>
+      </w:r>
+      <w:r>
+        <w:rPr>
+          <w:rFonts w:ascii="微软雅黑" w:eastAsia="微软雅黑" w:hAnsi="微软雅黑" w:cs="微软雅黑" w:hint="eastAsia"/>
+          <w:color w:val="212121"/>
+          <w:sz w:val="18"/>
+          <w:lang w:eastAsia="zh-CN"/>
+        </w:rPr>
+        <w:t>：把知识库检索从当前的关键字匹配（标题与正文的模糊匹配）升级为向量检索，提升智能体生成代码前检索业务知识的命中率。就绪判据：同一组业务问题上，向量检索的相关文档命中率高于关键字检索；检索接口与现有知识库接口兼容，智能体侧工具签名无需变更。</w:t>
+      </w:r>
+    </w:p>
+    <w:p>
+      <w:pPr>
+        <w:pStyle w:val="ListBullet"/>
+        <w:spacing w:line="384" w:lineRule="auto" w:after="90"/>
+        <w:jc w:val="left"/>
+      </w:pPr>
+      <w:r>
+        <w:rPr>
+          <w:rFonts w:ascii="微软雅黑" w:eastAsia="微软雅黑" w:hAnsi="微软雅黑" w:cs="微软雅黑" w:hint="eastAsia"/>
+          <w:b/>
+          <w:color w:val="212121"/>
+          <w:sz w:val="18"/>
+          <w:lang w:eastAsia="zh-CN"/>
+        </w:rPr>
+        <w:t>数据价值评估</w:t>
+      </w:r>
+      <w:r>
+        <w:rPr>
+          <w:rFonts w:ascii="微软雅黑" w:eastAsia="微软雅黑" w:hAnsi="微软雅黑" w:cs="微软雅黑" w:hint="eastAsia"/>
+          <w:color w:val="212121"/>
+          <w:sz w:val="18"/>
+          <w:lang w:eastAsia="zh-CN"/>
+        </w:rPr>
+        <w:t>：以数据资产清单、其处理所消耗的计算资源、以及使用情况（访问频次、下游引用）三个输入评估数据使用价值，识别高价值资产与长期闲置的低效资产。就绪判据：可输出资产级价值排序，且</w:t>
+      </w:r>
+      <w:r>
+        <w:rPr>
+          <w:color w:val="212121"/>
+          <w:sz w:val="18"/>
+        </w:rPr>
+        <w:t>"</w:t>
+      </w:r>
+      <w:r>
+        <w:rPr>
+          <w:rFonts w:ascii="微软雅黑" w:eastAsia="微软雅黑" w:hAnsi="微软雅黑" w:cs="微软雅黑" w:hint="eastAsia"/>
+          <w:color w:val="212121"/>
+          <w:sz w:val="18"/>
+          <w:lang w:eastAsia="zh-CN"/>
+        </w:rPr>
+        <w:t>资源消耗</w:t>
+      </w:r>
+      <w:r>
+        <w:rPr>
+          <w:color w:val="212121"/>
+          <w:sz w:val="18"/>
+        </w:rPr>
+        <w:t>"</w:t>
+      </w:r>
+      <w:r>
+        <w:rPr>
+          <w:rFonts w:ascii="微软雅黑" w:eastAsia="微软雅黑" w:hAnsi="微软雅黑" w:cs="微软雅黑" w:hint="eastAsia"/>
+          <w:color w:val="212121"/>
+          <w:sz w:val="18"/>
+          <w:lang w:eastAsia="zh-CN"/>
+        </w:rPr>
+        <w:t>与</w:t>
+      </w:r>
+      <w:r>
+        <w:rPr>
+          <w:color w:val="212121"/>
+          <w:sz w:val="18"/>
+        </w:rPr>
+        <w:t>"</w:t>
+      </w:r>
+      <w:r>
+        <w:rPr>
+          <w:rFonts w:ascii="微软雅黑" w:eastAsia="微软雅黑" w:hAnsi="微软雅黑" w:cs="微软雅黑" w:hint="eastAsia"/>
+          <w:color w:val="212121"/>
+          <w:sz w:val="18"/>
+          <w:lang w:eastAsia="zh-CN"/>
+        </w:rPr>
+        <w:t>使用情况</w:t>
+      </w:r>
+      <w:r>
+        <w:rPr>
+          <w:color w:val="212121"/>
+          <w:sz w:val="18"/>
+        </w:rPr>
+        <w:t>"</w:t>
+      </w:r>
+      <w:r>
+        <w:rPr>
+          <w:rFonts w:ascii="微软雅黑" w:eastAsia="微软雅黑" w:hAnsi="微软雅黑" w:cs="微软雅黑" w:hint="eastAsia"/>
+          <w:color w:val="212121"/>
+          <w:sz w:val="18"/>
+          <w:lang w:eastAsia="zh-CN"/>
+        </w:rPr>
+        <w:t>两项输入均有可核查来源。</w:t>
+      </w:r>
+    </w:p>
+    <w:p>
+      <w:pPr>
+        <w:spacing w:after="162"/>
+        <w:ind w:firstLine="0"/>
+        <w:jc w:val="both"/>
+        <w:pBdr>
+          <w:left w:val="single" w:sz="24" w:space="0" w:color="1565C0"/>
+        </w:pBdr>
+        <w:shd w:val="clear" w:color="auto" w:fill="F5F7FA"/>
+      </w:pPr>
+      <w:r>
+        <w:rPr>
+          <w:color w:val="212121"/>
+          <w:sz w:val="18"/>
+        </w:rPr>
+        <w:t xml:space="preserve">  </w:t>
+      </w:r>
+      <w:r>
+        <w:rPr>
+          <w:rFonts w:ascii="微软雅黑" w:eastAsia="微软雅黑" w:hAnsi="微软雅黑" w:cs="微软雅黑" w:hint="eastAsia"/>
+          <w:b/>
+          <w:color w:val="212121"/>
+          <w:sz w:val="18"/>
+          <w:lang w:eastAsia="zh-CN"/>
+        </w:rPr>
+        <w:t>说明</w:t>
+      </w:r>
+      <w:r>
+        <w:rPr>
+          <w:rFonts w:ascii="微软雅黑" w:eastAsia="微软雅黑" w:hAnsi="微软雅黑" w:cs="微软雅黑" w:hint="eastAsia"/>
+          <w:color w:val="212121"/>
+          <w:sz w:val="18"/>
+          <w:lang w:eastAsia="zh-CN"/>
+        </w:rPr>
+        <w:t>：以上</w:t>
+      </w:r>
+      <w:r>
+        <w:rPr>
+          <w:color w:val="212121"/>
+          <w:sz w:val="18"/>
+        </w:rPr>
+        <w:t xml:space="preserve"> 3 </w:t>
+      </w:r>
+      <w:r>
+        <w:rPr>
+          <w:rFonts w:ascii="微软雅黑" w:eastAsia="微软雅黑" w:hAnsi="微软雅黑" w:cs="微软雅黑" w:hint="eastAsia"/>
+          <w:color w:val="212121"/>
+          <w:sz w:val="18"/>
+          <w:lang w:eastAsia="zh-CN"/>
+        </w:rPr>
+        <w:t>项为规划中能力，不纳入本期功能验收；其需求条目、对应模块与就绪判据的对应关系见</w:t>
+      </w:r>
+      <w:r>
+        <w:rPr>
+          <w:color w:val="212121"/>
+          <w:sz w:val="18"/>
+        </w:rPr>
+        <w:t xml:space="preserve"> 8.5</w:t>
+      </w:r>
+      <w:r>
+        <w:rPr>
+          <w:rFonts w:ascii="微软雅黑" w:eastAsia="微软雅黑" w:hAnsi="微软雅黑" w:cs="微软雅黑" w:hint="eastAsia"/>
+          <w:color w:val="212121"/>
+          <w:sz w:val="18"/>
+          <w:lang w:eastAsia="zh-CN"/>
+        </w:rPr>
+        <w:t>。</w:t>
+      </w:r>
+    </w:p>
+    <w:p>
+      <w:pPr>
         <w:pStyle w:val="Heading3"/>
       </w:pPr>
       <w:r>
@@ -7610,7 +7917,7 @@
                 <w:color w:val="212121"/>
                 <w:sz w:val="16"/>
               </w:rPr>
-              <w:t>保证开发产生的信息规范且无歧义</w:t>
+              <w:t>保证开发产生的信息规范且前后相互关联</w:t>
             </w:r>
           </w:p>
         </w:tc>
@@ -8394,7 +8701,7 @@
                 <w:color w:val="212121"/>
                 <w:sz w:val="16"/>
               </w:rPr>
-              <w:t>代码结构、参数声明、命名与口径是否规范</w:t>
+              <w:t>代码结构、参数声明、命名与口径是否规范、是否前后关联</w:t>
             </w:r>
           </w:p>
         </w:tc>
@@ -8803,7 +9110,7 @@
           <w:b/>
           <w:lang w:eastAsia="zh-CN"/>
         </w:rPr>
-        <w:t>源头是否无歧义</w:t>
+        <w:t>源头是否规范、前后是否关联</w:t>
       </w:r>
       <w:r>
         <w:rPr>
@@ -8942,7 +9249,17 @@
           <w:rFonts w:ascii="微软雅黑" w:eastAsia="微软雅黑" w:hAnsi="微软雅黑" w:cs="微软雅黑" w:hint="eastAsia"/>
           <w:lang w:eastAsia="zh-CN"/>
         </w:rPr>
-        <w:t>发生在信息产生的时刻，而不是在信息流转之后的补救阶段。</w:t>
+        <w:t>发生在信息产生的时刻，而不是在信息流转之后的补救阶段。同步地，代码头参数声明把程序入参与调度任务的参数显式对齐，使开发阶段产生的信息与上下游环节可以直接衔接</w:t>
+      </w:r>
+      <w:r>
+        <w:t>——</w:t>
+      </w:r>
+      <w:r>
+        <w:rPr>
+          <w:rFonts w:ascii="微软雅黑" w:eastAsia="微软雅黑" w:hAnsi="微软雅黑" w:cs="微软雅黑" w:hint="eastAsia"/>
+          <w:lang w:eastAsia="zh-CN"/>
+        </w:rPr>
+        <w:t>规范解决的是同一件事有没有唯一说法，关联解决的是这件事与上下游能否对上。</w:t>
       </w:r>
     </w:p>
     <w:p>
@@ -21896,6 +22213,70 @@
     </w:p>
     <w:p>
       <w:pPr>
+        <w:pStyle w:val="ListBullet"/>
+        <w:spacing w:line="384" w:lineRule="auto" w:after="90"/>
+        <w:jc w:val="left"/>
+      </w:pPr>
+      <w:r>
+        <w:rPr>
+          <w:rFonts w:ascii="微软雅黑" w:eastAsia="微软雅黑" w:hAnsi="微软雅黑" w:cs="微软雅黑" w:hint="eastAsia"/>
+          <w:color w:val="212121"/>
+          <w:sz w:val="18"/>
+          <w:lang w:eastAsia="zh-CN"/>
+        </w:rPr>
+        <w:t>规划中能力（自动化问题排障、知识检索增强、数据价值评估）不纳入本期功能验收，按</w:t>
+      </w:r>
+      <w:r>
+        <w:rPr>
+          <w:color w:val="212121"/>
+          <w:sz w:val="18"/>
+        </w:rPr>
+        <w:t xml:space="preserve"> 2.2 </w:t>
+      </w:r>
+      <w:r>
+        <w:rPr>
+          <w:rFonts w:ascii="微软雅黑" w:eastAsia="微软雅黑" w:hAnsi="微软雅黑" w:cs="微软雅黑" w:hint="eastAsia"/>
+          <w:color w:val="212121"/>
+          <w:sz w:val="18"/>
+          <w:lang w:eastAsia="zh-CN"/>
+        </w:rPr>
+        <w:t>第</w:t>
+      </w:r>
+      <w:r>
+        <w:rPr>
+          <w:color w:val="212121"/>
+          <w:sz w:val="18"/>
+        </w:rPr>
+        <w:t xml:space="preserve"> 4 </w:t>
+      </w:r>
+      <w:r>
+        <w:rPr>
+          <w:rFonts w:ascii="微软雅黑" w:eastAsia="微软雅黑" w:hAnsi="微软雅黑" w:cs="微软雅黑" w:hint="eastAsia"/>
+          <w:color w:val="212121"/>
+          <w:sz w:val="18"/>
+          <w:lang w:eastAsia="zh-CN"/>
+        </w:rPr>
+        <w:t>条的就绪判据逐项判定，对应关系见</w:t>
+      </w:r>
+      <w:r>
+        <w:rPr>
+          <w:color w:val="212121"/>
+          <w:sz w:val="18"/>
+        </w:rPr>
+        <w:t xml:space="preserve"> 8.5</w:t>
+      </w:r>
+      <w:r>
+        <w:rPr>
+          <w:rFonts w:ascii="微软雅黑" w:eastAsia="微软雅黑" w:hAnsi="微软雅黑" w:cs="微软雅黑" w:hint="eastAsia"/>
+          <w:color w:val="212121"/>
+          <w:sz w:val="18"/>
+          <w:lang w:eastAsia="zh-CN"/>
+        </w:rPr>
+        <w:t>。</w:t>
+      </w:r>
+    </w:p>
+    <w:p>
+      <w:pPr>
         <w:pStyle w:val="Heading3"/>
       </w:pPr>
       <w:r>
@@ -22336,6 +22717,1152 @@
       </w:r>
     </w:p>
     <w:p>
+      <w:pPr>
+        <w:pStyle w:val="Heading3"/>
+      </w:pPr>
+      <w:r>
+        <w:rPr>
+          <w:rFonts w:ascii="微软雅黑" w:eastAsia="微软雅黑" w:hAnsi="微软雅黑" w:cs="微软雅黑" w:hint="eastAsia"/>
+          <w:lang w:eastAsia="zh-CN"/>
+        </w:rPr>
+        <w:t>（五）需求—模块—验收对应关系</w:t>
+      </w:r>
+    </w:p>
+    <w:p>
+      <w:pPr>
+        <w:ind w:firstLine="360"/>
+      </w:pPr>
+      <w:r>
+        <w:rPr>
+          <w:rFonts w:ascii="微软雅黑" w:eastAsia="微软雅黑" w:hAnsi="微软雅黑" w:cs="微软雅黑" w:hint="eastAsia"/>
+          <w:lang w:eastAsia="zh-CN"/>
+        </w:rPr>
+        <w:t>为保证需求、交付模块与验收标准三者可追溯，按下表逐条对应：</w:t>
+      </w:r>
+    </w:p>
+    <w:tbl>
+      <w:tblPr>
+        <w:tblW w:type="pct" w:w="5000"/>
+        <w:tblLook w:firstColumn="1" w:firstRow="1" w:lastColumn="0" w:lastRow="0" w:noHBand="0" w:noVBand="1" w:val="04A0"/>
+        <w:tblLayout w:type="autofit"/>
+      </w:tblPr>
+      <w:tblGrid>
+        <w:gridCol w:w="2160"/>
+        <w:gridCol w:w="2160"/>
+        <w:gridCol w:w="2160"/>
+        <w:gridCol w:w="2160"/>
+      </w:tblGrid>
+      <w:tr>
+        <w:tc>
+          <w:tcPr>
+            <w:tcW w:type="dxa" w:w="2160"/>
+            <w:tcBorders>
+              <w:top w:val="single" w:sz="6" w:space="0" w:color="1565C0"/>
+              <w:bottom w:val="single" w:sz="6" w:space="0" w:color="1565C0"/>
+              <w:left w:val="single" w:sz="6" w:space="0" w:color="1565C0"/>
+              <w:right w:val="single" w:sz="6" w:space="0" w:color="1565C0"/>
+            </w:tcBorders>
+            <w:shd w:val="clear" w:color="auto" w:fill="1565C0"/>
+            <w:vAlign w:val="center"/>
+            <w:tcMar>
+              <w:top w:w="120" w:type="dxa"/>
+              <w:bottom w:w="120" w:type="dxa"/>
+              <w:left w:w="120" w:type="dxa"/>
+              <w:right w:w="120" w:type="dxa"/>
+            </w:tcMar>
+          </w:tcPr>
+          <w:p>
+            <w:pPr>
+              <w:jc w:val="left"/>
+              <w:spacing w:line="240" w:lineRule="auto" w:before="15" w:after="15"/>
+            </w:pPr>
+            <w:r>
+              <w:rPr>
+                <w:rFonts w:ascii="微软雅黑" w:hAnsi="微软雅黑" w:eastAsia="微软雅黑" w:hint="eastAsia"/>
+                <w:b/>
+                <w:color w:val="FFFFFF"/>
+                <w:sz w:val="16"/>
+              </w:rPr>
+              <w:t>需求类别（第二章）</w:t>
+            </w:r>
+          </w:p>
+        </w:tc>
+        <w:tc>
+          <w:tcPr>
+            <w:tcW w:type="dxa" w:w="2160"/>
+            <w:tcBorders>
+              <w:top w:val="single" w:sz="6" w:space="0" w:color="1565C0"/>
+              <w:bottom w:val="single" w:sz="6" w:space="0" w:color="1565C0"/>
+              <w:left w:val="single" w:sz="6" w:space="0" w:color="1565C0"/>
+              <w:right w:val="single" w:sz="6" w:space="0" w:color="1565C0"/>
+            </w:tcBorders>
+            <w:shd w:val="clear" w:color="auto" w:fill="1565C0"/>
+            <w:vAlign w:val="center"/>
+            <w:tcMar>
+              <w:top w:w="120" w:type="dxa"/>
+              <w:bottom w:w="120" w:type="dxa"/>
+              <w:left w:w="120" w:type="dxa"/>
+              <w:right w:w="120" w:type="dxa"/>
+            </w:tcMar>
+          </w:tcPr>
+          <w:p>
+            <w:pPr>
+              <w:jc w:val="left"/>
+              <w:spacing w:line="240" w:lineRule="auto" w:before="15" w:after="15"/>
+            </w:pPr>
+            <w:r>
+              <w:rPr>
+                <w:rFonts w:ascii="微软雅黑" w:hAnsi="微软雅黑" w:eastAsia="微软雅黑" w:hint="eastAsia"/>
+                <w:b/>
+                <w:color w:val="FFFFFF"/>
+                <w:sz w:val="16"/>
+              </w:rPr>
+              <w:t>对应模块（第五章）</w:t>
+            </w:r>
+          </w:p>
+        </w:tc>
+        <w:tc>
+          <w:tcPr>
+            <w:tcW w:type="dxa" w:w="2160"/>
+            <w:tcBorders>
+              <w:top w:val="single" w:sz="6" w:space="0" w:color="1565C0"/>
+              <w:bottom w:val="single" w:sz="6" w:space="0" w:color="1565C0"/>
+              <w:left w:val="single" w:sz="6" w:space="0" w:color="1565C0"/>
+              <w:right w:val="single" w:sz="6" w:space="0" w:color="1565C0"/>
+            </w:tcBorders>
+            <w:shd w:val="clear" w:color="auto" w:fill="1565C0"/>
+            <w:vAlign w:val="center"/>
+            <w:tcMar>
+              <w:top w:w="120" w:type="dxa"/>
+              <w:bottom w:w="120" w:type="dxa"/>
+              <w:left w:w="120" w:type="dxa"/>
+              <w:right w:w="120" w:type="dxa"/>
+            </w:tcMar>
+          </w:tcPr>
+          <w:p>
+            <w:pPr>
+              <w:jc w:val="left"/>
+              <w:spacing w:line="240" w:lineRule="auto" w:before="15" w:after="15"/>
+            </w:pPr>
+            <w:r>
+              <w:rPr>
+                <w:rFonts w:ascii="微软雅黑" w:hAnsi="微软雅黑" w:eastAsia="微软雅黑" w:hint="eastAsia"/>
+                <w:b/>
+                <w:color w:val="FFFFFF"/>
+                <w:sz w:val="16"/>
+              </w:rPr>
+              <w:t>交付状态</w:t>
+            </w:r>
+          </w:p>
+        </w:tc>
+        <w:tc>
+          <w:tcPr>
+            <w:tcW w:type="dxa" w:w="2160"/>
+            <w:tcBorders>
+              <w:top w:val="single" w:sz="6" w:space="0" w:color="1565C0"/>
+              <w:bottom w:val="single" w:sz="6" w:space="0" w:color="1565C0"/>
+              <w:left w:val="single" w:sz="6" w:space="0" w:color="1565C0"/>
+              <w:right w:val="single" w:sz="6" w:space="0" w:color="1565C0"/>
+            </w:tcBorders>
+            <w:shd w:val="clear" w:color="auto" w:fill="1565C0"/>
+            <w:vAlign w:val="center"/>
+            <w:tcMar>
+              <w:top w:w="120" w:type="dxa"/>
+              <w:bottom w:w="120" w:type="dxa"/>
+              <w:left w:w="120" w:type="dxa"/>
+              <w:right w:w="120" w:type="dxa"/>
+            </w:tcMar>
+          </w:tcPr>
+          <w:p>
+            <w:pPr>
+              <w:jc w:val="left"/>
+              <w:spacing w:line="240" w:lineRule="auto" w:before="15" w:after="15"/>
+            </w:pPr>
+            <w:r>
+              <w:rPr>
+                <w:rFonts w:ascii="微软雅黑" w:hAnsi="微软雅黑" w:eastAsia="微软雅黑" w:hint="eastAsia"/>
+                <w:b/>
+                <w:color w:val="FFFFFF"/>
+                <w:sz w:val="16"/>
+              </w:rPr>
+              <w:t>验收方式（第八章）</w:t>
+            </w:r>
+          </w:p>
+        </w:tc>
+      </w:tr>
+      <w:tr>
+        <w:tc>
+          <w:tcPr>
+            <w:tcW w:type="dxa" w:w="2160"/>
+            <w:vAlign w:val="center"/>
+            <w:tcBorders>
+              <w:top w:val="single" w:sz="6" w:space="0" w:color="E0E0E0"/>
+              <w:bottom w:val="single" w:sz="6" w:space="0" w:color="E0E0E0"/>
+              <w:left w:val="single" w:sz="6" w:space="0" w:color="E0E0E0"/>
+              <w:right w:val="single" w:sz="6" w:space="0" w:color="E0E0E0"/>
+            </w:tcBorders>
+            <w:tcMar>
+              <w:top w:w="120" w:type="dxa"/>
+              <w:bottom w:w="120" w:type="dxa"/>
+              <w:left w:w="120" w:type="dxa"/>
+              <w:right w:w="120" w:type="dxa"/>
+            </w:tcMar>
+          </w:tcPr>
+          <w:p>
+            <w:pPr>
+              <w:jc w:val="left"/>
+              <w:spacing w:line="240" w:lineRule="auto" w:before="15" w:after="15"/>
+            </w:pPr>
+            <w:r>
+              <w:rPr>
+                <w:color w:val="212121"/>
+                <w:sz w:val="16"/>
+              </w:rPr>
+              <w:t xml:space="preserve">1. </w:t>
+            </w:r>
+            <w:r>
+              <w:rPr>
+                <w:color w:val="212121"/>
+                <w:sz w:val="16"/>
+              </w:rPr>
+              <w:t xml:space="preserve"> </w:t>
+            </w:r>
+            <w:r>
+              <w:rPr>
+                <w:color w:val="212121"/>
+                <w:sz w:val="16"/>
+              </w:rPr>
+              <w:t>规范开发环境（</w:t>
+            </w:r>
+            <w:r>
+              <w:rPr>
+                <w:color w:val="212121"/>
+                <w:sz w:val="16"/>
+              </w:rPr>
+              <w:t xml:space="preserve"> </w:t>
+            </w:r>
+            <w:r>
+              <w:rPr>
+                <w:color w:val="212121"/>
+                <w:sz w:val="16"/>
+              </w:rPr>
+              <w:t>dataforge</w:t>
+            </w:r>
+            <w:r>
+              <w:rPr>
+                <w:color w:val="212121"/>
+                <w:sz w:val="16"/>
+              </w:rPr>
+              <w:t xml:space="preserve"> </w:t>
+            </w:r>
+            <w:r>
+              <w:rPr>
+                <w:color w:val="212121"/>
+                <w:sz w:val="16"/>
+              </w:rPr>
+              <w:t>）</w:t>
+            </w:r>
+          </w:p>
+        </w:tc>
+        <w:tc>
+          <w:tcPr>
+            <w:tcW w:type="dxa" w:w="2160"/>
+            <w:vAlign w:val="center"/>
+            <w:tcBorders>
+              <w:top w:val="single" w:sz="6" w:space="0" w:color="E0E0E0"/>
+              <w:bottom w:val="single" w:sz="6" w:space="0" w:color="E0E0E0"/>
+              <w:left w:val="single" w:sz="6" w:space="0" w:color="E0E0E0"/>
+              <w:right w:val="single" w:sz="6" w:space="0" w:color="E0E0E0"/>
+            </w:tcBorders>
+            <w:tcMar>
+              <w:top w:w="120" w:type="dxa"/>
+              <w:bottom w:w="120" w:type="dxa"/>
+              <w:left w:w="120" w:type="dxa"/>
+              <w:right w:w="120" w:type="dxa"/>
+            </w:tcMar>
+          </w:tcPr>
+          <w:p>
+            <w:pPr>
+              <w:jc w:val="left"/>
+              <w:spacing w:line="240" w:lineRule="auto" w:before="15" w:after="15"/>
+            </w:pPr>
+            <w:r>
+              <w:rPr>
+                <w:color w:val="212121"/>
+                <w:sz w:val="16"/>
+              </w:rPr>
+              <w:t xml:space="preserve">P0 </w:t>
+            </w:r>
+            <w:r>
+              <w:rPr>
+                <w:color w:val="212121"/>
+                <w:sz w:val="16"/>
+              </w:rPr>
+              <w:t xml:space="preserve"> </w:t>
+            </w:r>
+            <w:r>
+              <w:rPr>
+                <w:color w:val="212121"/>
+                <w:sz w:val="16"/>
+              </w:rPr>
+              <w:t>编辑器与语言服务、编译校验、代码头参数声明；</w:t>
+            </w:r>
+            <w:r>
+              <w:rPr>
+                <w:color w:val="212121"/>
+                <w:sz w:val="16"/>
+              </w:rPr>
+              <w:t xml:space="preserve"> </w:t>
+            </w:r>
+            <w:r>
+              <w:rPr>
+                <w:color w:val="212121"/>
+                <w:sz w:val="16"/>
+              </w:rPr>
+              <w:t xml:space="preserve">P1 AI </w:t>
+            </w:r>
+            <w:r>
+              <w:rPr>
+                <w:color w:val="212121"/>
+                <w:sz w:val="16"/>
+              </w:rPr>
+              <w:t xml:space="preserve"> </w:t>
+            </w:r>
+            <w:r>
+              <w:rPr>
+                <w:color w:val="212121"/>
+                <w:sz w:val="16"/>
+              </w:rPr>
+              <w:t>开发助手、智能体业务工具组、一键上线调度</w:t>
+            </w:r>
+          </w:p>
+        </w:tc>
+        <w:tc>
+          <w:tcPr>
+            <w:tcW w:type="dxa" w:w="2160"/>
+            <w:vAlign w:val="center"/>
+            <w:tcBorders>
+              <w:top w:val="single" w:sz="6" w:space="0" w:color="E0E0E0"/>
+              <w:bottom w:val="single" w:sz="6" w:space="0" w:color="E0E0E0"/>
+              <w:left w:val="single" w:sz="6" w:space="0" w:color="E0E0E0"/>
+              <w:right w:val="single" w:sz="6" w:space="0" w:color="E0E0E0"/>
+            </w:tcBorders>
+            <w:tcMar>
+              <w:top w:w="120" w:type="dxa"/>
+              <w:bottom w:w="120" w:type="dxa"/>
+              <w:left w:w="120" w:type="dxa"/>
+              <w:right w:w="120" w:type="dxa"/>
+            </w:tcMar>
+          </w:tcPr>
+          <w:p>
+            <w:pPr>
+              <w:jc w:val="left"/>
+              <w:spacing w:line="240" w:lineRule="auto" w:before="15" w:after="15"/>
+            </w:pPr>
+            <w:r>
+              <w:rPr>
+                <w:color w:val="212121"/>
+                <w:sz w:val="16"/>
+              </w:rPr>
+              <w:t>已落地</w:t>
+            </w:r>
+          </w:p>
+        </w:tc>
+        <w:tc>
+          <w:tcPr>
+            <w:tcW w:type="dxa" w:w="2160"/>
+            <w:vAlign w:val="center"/>
+            <w:tcBorders>
+              <w:top w:val="single" w:sz="6" w:space="0" w:color="E0E0E0"/>
+              <w:bottom w:val="single" w:sz="6" w:space="0" w:color="E0E0E0"/>
+              <w:left w:val="single" w:sz="6" w:space="0" w:color="E0E0E0"/>
+              <w:right w:val="single" w:sz="6" w:space="0" w:color="E0E0E0"/>
+            </w:tcBorders>
+            <w:tcMar>
+              <w:top w:w="120" w:type="dxa"/>
+              <w:bottom w:w="120" w:type="dxa"/>
+              <w:left w:w="120" w:type="dxa"/>
+              <w:right w:w="120" w:type="dxa"/>
+            </w:tcMar>
+          </w:tcPr>
+          <w:p>
+            <w:pPr>
+              <w:jc w:val="left"/>
+              <w:spacing w:line="240" w:lineRule="auto" w:before="15" w:after="15"/>
+            </w:pPr>
+            <w:r>
+              <w:rPr>
+                <w:color w:val="212121"/>
+                <w:sz w:val="16"/>
+              </w:rPr>
+              <w:t xml:space="preserve">8.2 </w:t>
+            </w:r>
+            <w:r>
+              <w:rPr>
+                <w:color w:val="212121"/>
+                <w:sz w:val="16"/>
+              </w:rPr>
+              <w:t xml:space="preserve"> </w:t>
+            </w:r>
+            <w:r>
+              <w:rPr>
+                <w:color w:val="212121"/>
+                <w:sz w:val="16"/>
+              </w:rPr>
+              <w:t>核心链路可用性</w:t>
+            </w:r>
+            <w:r>
+              <w:rPr>
+                <w:color w:val="212121"/>
+                <w:sz w:val="16"/>
+              </w:rPr>
+              <w:t xml:space="preserve"> </w:t>
+            </w:r>
+            <w:r>
+              <w:rPr>
+                <w:color w:val="212121"/>
+                <w:sz w:val="16"/>
+              </w:rPr>
+              <w:t xml:space="preserve"> + 8.3 </w:t>
+            </w:r>
+            <w:r>
+              <w:rPr>
+                <w:color w:val="212121"/>
+                <w:sz w:val="16"/>
+              </w:rPr>
+              <w:t xml:space="preserve"> </w:t>
+            </w:r>
+            <w:r>
+              <w:rPr>
+                <w:color w:val="212121"/>
+                <w:sz w:val="16"/>
+              </w:rPr>
+              <w:t>质量保障（类型检查、单元测试、兼容性、性能基线）</w:t>
+            </w:r>
+          </w:p>
+        </w:tc>
+      </w:tr>
+      <w:tr>
+        <w:tc>
+          <w:tcPr>
+            <w:tcW w:type="dxa" w:w="2160"/>
+            <w:vAlign w:val="center"/>
+            <w:tcBorders>
+              <w:top w:val="single" w:sz="6" w:space="0" w:color="E0E0E0"/>
+              <w:bottom w:val="single" w:sz="6" w:space="0" w:color="E0E0E0"/>
+              <w:left w:val="single" w:sz="6" w:space="0" w:color="E0E0E0"/>
+              <w:right w:val="single" w:sz="6" w:space="0" w:color="E0E0E0"/>
+            </w:tcBorders>
+            <w:shd w:val="clear" w:color="auto" w:fill="F5F7FA"/>
+            <w:tcMar>
+              <w:top w:w="120" w:type="dxa"/>
+              <w:bottom w:w="120" w:type="dxa"/>
+              <w:left w:w="120" w:type="dxa"/>
+              <w:right w:w="120" w:type="dxa"/>
+            </w:tcMar>
+          </w:tcPr>
+          <w:p>
+            <w:pPr>
+              <w:jc w:val="left"/>
+              <w:spacing w:line="240" w:lineRule="auto" w:before="15" w:after="15"/>
+            </w:pPr>
+            <w:r>
+              <w:rPr>
+                <w:color w:val="212121"/>
+                <w:sz w:val="16"/>
+              </w:rPr>
+              <w:t xml:space="preserve">2. </w:t>
+            </w:r>
+            <w:r>
+              <w:rPr>
+                <w:color w:val="212121"/>
+                <w:sz w:val="16"/>
+              </w:rPr>
+              <w:t xml:space="preserve"> </w:t>
+            </w:r>
+            <w:r>
+              <w:rPr>
+                <w:color w:val="212121"/>
+                <w:sz w:val="16"/>
+              </w:rPr>
+              <w:t>信息底座（</w:t>
+            </w:r>
+            <w:r>
+              <w:rPr>
+                <w:color w:val="212121"/>
+                <w:sz w:val="16"/>
+              </w:rPr>
+              <w:t xml:space="preserve"> </w:t>
+            </w:r>
+            <w:r>
+              <w:rPr>
+                <w:color w:val="212121"/>
+                <w:sz w:val="16"/>
+              </w:rPr>
+              <w:t>dataforge-server</w:t>
+            </w:r>
+            <w:r>
+              <w:rPr>
+                <w:color w:val="212121"/>
+                <w:sz w:val="16"/>
+              </w:rPr>
+              <w:t xml:space="preserve"> </w:t>
+            </w:r>
+            <w:r>
+              <w:rPr>
+                <w:color w:val="212121"/>
+                <w:sz w:val="16"/>
+              </w:rPr>
+              <w:t>）</w:t>
+            </w:r>
+          </w:p>
+        </w:tc>
+        <w:tc>
+          <w:tcPr>
+            <w:tcW w:type="dxa" w:w="2160"/>
+            <w:vAlign w:val="center"/>
+            <w:tcBorders>
+              <w:top w:val="single" w:sz="6" w:space="0" w:color="E0E0E0"/>
+              <w:bottom w:val="single" w:sz="6" w:space="0" w:color="E0E0E0"/>
+              <w:left w:val="single" w:sz="6" w:space="0" w:color="E0E0E0"/>
+              <w:right w:val="single" w:sz="6" w:space="0" w:color="E0E0E0"/>
+            </w:tcBorders>
+            <w:shd w:val="clear" w:color="auto" w:fill="F5F7FA"/>
+            <w:tcMar>
+              <w:top w:w="120" w:type="dxa"/>
+              <w:bottom w:w="120" w:type="dxa"/>
+              <w:left w:w="120" w:type="dxa"/>
+              <w:right w:w="120" w:type="dxa"/>
+            </w:tcMar>
+          </w:tcPr>
+          <w:p>
+            <w:pPr>
+              <w:jc w:val="left"/>
+              <w:spacing w:line="240" w:lineRule="auto" w:before="15" w:after="15"/>
+            </w:pPr>
+            <w:r>
+              <w:rPr>
+                <w:color w:val="212121"/>
+                <w:sz w:val="16"/>
+              </w:rPr>
+              <w:t xml:space="preserve">P0 </w:t>
+            </w:r>
+            <w:r>
+              <w:rPr>
+                <w:color w:val="212121"/>
+                <w:sz w:val="16"/>
+              </w:rPr>
+              <w:t xml:space="preserve"> </w:t>
+            </w:r>
+            <w:r>
+              <w:rPr>
+                <w:color w:val="212121"/>
+                <w:sz w:val="16"/>
+              </w:rPr>
+              <w:t>库表与字段描述、元数据同步、指标描述与口径、统一认证授权与多级权限</w:t>
+            </w:r>
+          </w:p>
+        </w:tc>
+        <w:tc>
+          <w:tcPr>
+            <w:tcW w:type="dxa" w:w="2160"/>
+            <w:vAlign w:val="center"/>
+            <w:tcBorders>
+              <w:top w:val="single" w:sz="6" w:space="0" w:color="E0E0E0"/>
+              <w:bottom w:val="single" w:sz="6" w:space="0" w:color="E0E0E0"/>
+              <w:left w:val="single" w:sz="6" w:space="0" w:color="E0E0E0"/>
+              <w:right w:val="single" w:sz="6" w:space="0" w:color="E0E0E0"/>
+            </w:tcBorders>
+            <w:shd w:val="clear" w:color="auto" w:fill="F5F7FA"/>
+            <w:tcMar>
+              <w:top w:w="120" w:type="dxa"/>
+              <w:bottom w:w="120" w:type="dxa"/>
+              <w:left w:w="120" w:type="dxa"/>
+              <w:right w:w="120" w:type="dxa"/>
+            </w:tcMar>
+          </w:tcPr>
+          <w:p>
+            <w:pPr>
+              <w:jc w:val="left"/>
+              <w:spacing w:line="240" w:lineRule="auto" w:before="15" w:after="15"/>
+            </w:pPr>
+            <w:r>
+              <w:rPr>
+                <w:color w:val="212121"/>
+                <w:sz w:val="16"/>
+              </w:rPr>
+              <w:t>已落地</w:t>
+            </w:r>
+            <w:r>
+              <w:rPr>
+                <w:color w:val="212121"/>
+                <w:sz w:val="16"/>
+              </w:rPr>
+              <w:t xml:space="preserve"> </w:t>
+            </w:r>
+            <w:r>
+              <w:rPr>
+                <w:color w:val="212121"/>
+                <w:sz w:val="16"/>
+              </w:rPr>
+              <w:t xml:space="preserve"> / </w:t>
+            </w:r>
+            <w:r>
+              <w:rPr>
+                <w:color w:val="212121"/>
+                <w:sz w:val="16"/>
+              </w:rPr>
+              <w:t xml:space="preserve"> </w:t>
+            </w:r>
+            <w:r>
+              <w:rPr>
+                <w:color w:val="212121"/>
+                <w:sz w:val="16"/>
+              </w:rPr>
+              <w:t>待深化</w:t>
+            </w:r>
+          </w:p>
+        </w:tc>
+        <w:tc>
+          <w:tcPr>
+            <w:tcW w:type="dxa" w:w="2160"/>
+            <w:vAlign w:val="center"/>
+            <w:tcBorders>
+              <w:top w:val="single" w:sz="6" w:space="0" w:color="E0E0E0"/>
+              <w:bottom w:val="single" w:sz="6" w:space="0" w:color="E0E0E0"/>
+              <w:left w:val="single" w:sz="6" w:space="0" w:color="E0E0E0"/>
+              <w:right w:val="single" w:sz="6" w:space="0" w:color="E0E0E0"/>
+            </w:tcBorders>
+            <w:shd w:val="clear" w:color="auto" w:fill="F5F7FA"/>
+            <w:tcMar>
+              <w:top w:w="120" w:type="dxa"/>
+              <w:bottom w:w="120" w:type="dxa"/>
+              <w:left w:w="120" w:type="dxa"/>
+              <w:right w:w="120" w:type="dxa"/>
+            </w:tcMar>
+          </w:tcPr>
+          <w:p>
+            <w:pPr>
+              <w:jc w:val="left"/>
+              <w:spacing w:line="240" w:lineRule="auto" w:before="15" w:after="15"/>
+            </w:pPr>
+            <w:r>
+              <w:rPr>
+                <w:color w:val="212121"/>
+                <w:sz w:val="16"/>
+              </w:rPr>
+              <w:t xml:space="preserve">8.2 </w:t>
+            </w:r>
+            <w:r>
+              <w:rPr>
+                <w:color w:val="212121"/>
+                <w:sz w:val="16"/>
+              </w:rPr>
+              <w:t xml:space="preserve"> </w:t>
+            </w:r>
+            <w:r>
+              <w:rPr>
+                <w:color w:val="212121"/>
+                <w:sz w:val="16"/>
+              </w:rPr>
+              <w:t>接口联调与自检脚本、权限按角色生效、库表描述与指标口径可检索</w:t>
+            </w:r>
+          </w:p>
+        </w:tc>
+      </w:tr>
+      <w:tr>
+        <w:tc>
+          <w:tcPr>
+            <w:tcW w:type="dxa" w:w="2160"/>
+            <w:vAlign w:val="center"/>
+            <w:tcBorders>
+              <w:top w:val="single" w:sz="6" w:space="0" w:color="E0E0E0"/>
+              <w:bottom w:val="single" w:sz="6" w:space="0" w:color="E0E0E0"/>
+              <w:left w:val="single" w:sz="6" w:space="0" w:color="E0E0E0"/>
+              <w:right w:val="single" w:sz="6" w:space="0" w:color="E0E0E0"/>
+            </w:tcBorders>
+            <w:tcMar>
+              <w:top w:w="120" w:type="dxa"/>
+              <w:bottom w:w="120" w:type="dxa"/>
+              <w:left w:w="120" w:type="dxa"/>
+              <w:right w:w="120" w:type="dxa"/>
+            </w:tcMar>
+          </w:tcPr>
+          <w:p>
+            <w:pPr>
+              <w:jc w:val="left"/>
+              <w:spacing w:line="240" w:lineRule="auto" w:before="15" w:after="15"/>
+            </w:pPr>
+            <w:r>
+              <w:rPr>
+                <w:color w:val="212121"/>
+                <w:sz w:val="16"/>
+              </w:rPr>
+              <w:t xml:space="preserve">3. </w:t>
+            </w:r>
+            <w:r>
+              <w:rPr>
+                <w:color w:val="212121"/>
+                <w:sz w:val="16"/>
+              </w:rPr>
+              <w:t xml:space="preserve"> </w:t>
+            </w:r>
+            <w:r>
+              <w:rPr>
+                <w:color w:val="212121"/>
+                <w:sz w:val="16"/>
+              </w:rPr>
+              <w:t>血缘与任务依赖（</w:t>
+            </w:r>
+            <w:r>
+              <w:rPr>
+                <w:color w:val="212121"/>
+                <w:sz w:val="16"/>
+              </w:rPr>
+              <w:t xml:space="preserve"> </w:t>
+            </w:r>
+            <w:r>
+              <w:rPr>
+                <w:color w:val="212121"/>
+                <w:sz w:val="16"/>
+              </w:rPr>
+              <w:t>Marquez / DolphinScheduler</w:t>
+            </w:r>
+            <w:r>
+              <w:rPr>
+                <w:color w:val="212121"/>
+                <w:sz w:val="16"/>
+              </w:rPr>
+              <w:t xml:space="preserve"> </w:t>
+            </w:r>
+            <w:r>
+              <w:rPr>
+                <w:color w:val="212121"/>
+                <w:sz w:val="16"/>
+              </w:rPr>
+              <w:t>）</w:t>
+            </w:r>
+          </w:p>
+        </w:tc>
+        <w:tc>
+          <w:tcPr>
+            <w:tcW w:type="dxa" w:w="2160"/>
+            <w:vAlign w:val="center"/>
+            <w:tcBorders>
+              <w:top w:val="single" w:sz="6" w:space="0" w:color="E0E0E0"/>
+              <w:bottom w:val="single" w:sz="6" w:space="0" w:color="E0E0E0"/>
+              <w:left w:val="single" w:sz="6" w:space="0" w:color="E0E0E0"/>
+              <w:right w:val="single" w:sz="6" w:space="0" w:color="E0E0E0"/>
+            </w:tcBorders>
+            <w:tcMar>
+              <w:top w:w="120" w:type="dxa"/>
+              <w:bottom w:w="120" w:type="dxa"/>
+              <w:left w:w="120" w:type="dxa"/>
+              <w:right w:w="120" w:type="dxa"/>
+            </w:tcMar>
+          </w:tcPr>
+          <w:p>
+            <w:pPr>
+              <w:jc w:val="left"/>
+              <w:spacing w:line="240" w:lineRule="auto" w:before="15" w:after="15"/>
+            </w:pPr>
+            <w:r>
+              <w:rPr>
+                <w:color w:val="212121"/>
+                <w:sz w:val="16"/>
+              </w:rPr>
+              <w:t xml:space="preserve">P0 </w:t>
+            </w:r>
+            <w:r>
+              <w:rPr>
+                <w:color w:val="212121"/>
+                <w:sz w:val="16"/>
+              </w:rPr>
+              <w:t xml:space="preserve"> </w:t>
+            </w:r>
+            <w:r>
+              <w:rPr>
+                <w:color w:val="212121"/>
+                <w:sz w:val="16"/>
+              </w:rPr>
+              <w:t>血缘集成与图谱展示、调度与任务依赖</w:t>
+            </w:r>
+          </w:p>
+        </w:tc>
+        <w:tc>
+          <w:tcPr>
+            <w:tcW w:type="dxa" w:w="2160"/>
+            <w:vAlign w:val="center"/>
+            <w:tcBorders>
+              <w:top w:val="single" w:sz="6" w:space="0" w:color="E0E0E0"/>
+              <w:bottom w:val="single" w:sz="6" w:space="0" w:color="E0E0E0"/>
+              <w:left w:val="single" w:sz="6" w:space="0" w:color="E0E0E0"/>
+              <w:right w:val="single" w:sz="6" w:space="0" w:color="E0E0E0"/>
+            </w:tcBorders>
+            <w:tcMar>
+              <w:top w:w="120" w:type="dxa"/>
+              <w:bottom w:w="120" w:type="dxa"/>
+              <w:left w:w="120" w:type="dxa"/>
+              <w:right w:w="120" w:type="dxa"/>
+            </w:tcMar>
+          </w:tcPr>
+          <w:p>
+            <w:pPr>
+              <w:jc w:val="left"/>
+              <w:spacing w:line="240" w:lineRule="auto" w:before="15" w:after="15"/>
+            </w:pPr>
+            <w:r>
+              <w:rPr>
+                <w:color w:val="212121"/>
+                <w:sz w:val="16"/>
+              </w:rPr>
+              <w:t>已落地（字段级追溯待深化）</w:t>
+            </w:r>
+          </w:p>
+        </w:tc>
+        <w:tc>
+          <w:tcPr>
+            <w:tcW w:type="dxa" w:w="2160"/>
+            <w:vAlign w:val="center"/>
+            <w:tcBorders>
+              <w:top w:val="single" w:sz="6" w:space="0" w:color="E0E0E0"/>
+              <w:bottom w:val="single" w:sz="6" w:space="0" w:color="E0E0E0"/>
+              <w:left w:val="single" w:sz="6" w:space="0" w:color="E0E0E0"/>
+              <w:right w:val="single" w:sz="6" w:space="0" w:color="E0E0E0"/>
+            </w:tcBorders>
+            <w:tcMar>
+              <w:top w:w="120" w:type="dxa"/>
+              <w:bottom w:w="120" w:type="dxa"/>
+              <w:left w:w="120" w:type="dxa"/>
+              <w:right w:w="120" w:type="dxa"/>
+            </w:tcMar>
+          </w:tcPr>
+          <w:p>
+            <w:pPr>
+              <w:jc w:val="left"/>
+              <w:spacing w:line="240" w:lineRule="auto" w:before="15" w:after="15"/>
+            </w:pPr>
+            <w:r>
+              <w:rPr>
+                <w:color w:val="212121"/>
+                <w:sz w:val="16"/>
+              </w:rPr>
+              <w:t xml:space="preserve">8.2 </w:t>
+            </w:r>
+            <w:r>
+              <w:rPr>
+                <w:color w:val="212121"/>
+                <w:sz w:val="16"/>
+              </w:rPr>
+              <w:t xml:space="preserve"> </w:t>
+            </w:r>
+            <w:r>
+              <w:rPr>
+                <w:color w:val="212121"/>
+                <w:sz w:val="16"/>
+              </w:rPr>
+              <w:t>字段血缘与任务依赖关系在平台内完整展示</w:t>
+            </w:r>
+          </w:p>
+        </w:tc>
+      </w:tr>
+      <w:tr>
+        <w:tc>
+          <w:tcPr>
+            <w:tcW w:type="dxa" w:w="2160"/>
+            <w:vAlign w:val="center"/>
+            <w:tcBorders>
+              <w:top w:val="single" w:sz="6" w:space="0" w:color="E0E0E0"/>
+              <w:bottom w:val="single" w:sz="6" w:space="0" w:color="E0E0E0"/>
+              <w:left w:val="single" w:sz="6" w:space="0" w:color="E0E0E0"/>
+              <w:right w:val="single" w:sz="6" w:space="0" w:color="E0E0E0"/>
+            </w:tcBorders>
+            <w:shd w:val="clear" w:color="auto" w:fill="F5F7FA"/>
+            <w:tcMar>
+              <w:top w:w="120" w:type="dxa"/>
+              <w:bottom w:w="120" w:type="dxa"/>
+              <w:left w:w="120" w:type="dxa"/>
+              <w:right w:w="120" w:type="dxa"/>
+            </w:tcMar>
+          </w:tcPr>
+          <w:p>
+            <w:pPr>
+              <w:jc w:val="left"/>
+              <w:spacing w:line="240" w:lineRule="auto" w:before="15" w:after="15"/>
+            </w:pPr>
+            <w:r>
+              <w:rPr>
+                <w:color w:val="212121"/>
+                <w:sz w:val="16"/>
+              </w:rPr>
+              <w:t xml:space="preserve">4. </w:t>
+            </w:r>
+            <w:r>
+              <w:rPr>
+                <w:color w:val="212121"/>
+                <w:sz w:val="16"/>
+              </w:rPr>
+              <w:t xml:space="preserve"> </w:t>
+            </w:r>
+            <w:r>
+              <w:rPr>
+                <w:color w:val="212121"/>
+                <w:sz w:val="16"/>
+              </w:rPr>
+              <w:t>运维与治理类能力（规划中）</w:t>
+            </w:r>
+          </w:p>
+        </w:tc>
+        <w:tc>
+          <w:tcPr>
+            <w:tcW w:type="dxa" w:w="2160"/>
+            <w:vAlign w:val="center"/>
+            <w:tcBorders>
+              <w:top w:val="single" w:sz="6" w:space="0" w:color="E0E0E0"/>
+              <w:bottom w:val="single" w:sz="6" w:space="0" w:color="E0E0E0"/>
+              <w:left w:val="single" w:sz="6" w:space="0" w:color="E0E0E0"/>
+              <w:right w:val="single" w:sz="6" w:space="0" w:color="E0E0E0"/>
+            </w:tcBorders>
+            <w:shd w:val="clear" w:color="auto" w:fill="F5F7FA"/>
+            <w:tcMar>
+              <w:top w:w="120" w:type="dxa"/>
+              <w:bottom w:w="120" w:type="dxa"/>
+              <w:left w:w="120" w:type="dxa"/>
+              <w:right w:w="120" w:type="dxa"/>
+            </w:tcMar>
+          </w:tcPr>
+          <w:p>
+            <w:pPr>
+              <w:jc w:val="left"/>
+              <w:spacing w:line="240" w:lineRule="auto" w:before="15" w:after="15"/>
+            </w:pPr>
+            <w:r>
+              <w:rPr>
+                <w:color w:val="212121"/>
+                <w:sz w:val="16"/>
+              </w:rPr>
+              <w:t xml:space="preserve">P1 </w:t>
+            </w:r>
+            <w:r>
+              <w:rPr>
+                <w:color w:val="212121"/>
+                <w:sz w:val="16"/>
+              </w:rPr>
+              <w:t xml:space="preserve"> </w:t>
+            </w:r>
+            <w:r>
+              <w:rPr>
+                <w:color w:val="212121"/>
+                <w:sz w:val="16"/>
+              </w:rPr>
+              <w:t>自动化问题排障；</w:t>
+            </w:r>
+            <w:r>
+              <w:rPr>
+                <w:color w:val="212121"/>
+                <w:sz w:val="16"/>
+              </w:rPr>
+              <w:t xml:space="preserve"> </w:t>
+            </w:r>
+            <w:r>
+              <w:rPr>
+                <w:color w:val="212121"/>
+                <w:sz w:val="16"/>
+              </w:rPr>
+              <w:t xml:space="preserve">P2 </w:t>
+            </w:r>
+            <w:r>
+              <w:rPr>
+                <w:color w:val="212121"/>
+                <w:sz w:val="16"/>
+              </w:rPr>
+              <w:t xml:space="preserve"> </w:t>
+            </w:r>
+            <w:r>
+              <w:rPr>
+                <w:color w:val="212121"/>
+                <w:sz w:val="16"/>
+              </w:rPr>
+              <w:t>知识检索增强、数据价值评估</w:t>
+            </w:r>
+          </w:p>
+        </w:tc>
+        <w:tc>
+          <w:tcPr>
+            <w:tcW w:type="dxa" w:w="2160"/>
+            <w:vAlign w:val="center"/>
+            <w:tcBorders>
+              <w:top w:val="single" w:sz="6" w:space="0" w:color="E0E0E0"/>
+              <w:bottom w:val="single" w:sz="6" w:space="0" w:color="E0E0E0"/>
+              <w:left w:val="single" w:sz="6" w:space="0" w:color="E0E0E0"/>
+              <w:right w:val="single" w:sz="6" w:space="0" w:color="E0E0E0"/>
+            </w:tcBorders>
+            <w:shd w:val="clear" w:color="auto" w:fill="F5F7FA"/>
+            <w:tcMar>
+              <w:top w:w="120" w:type="dxa"/>
+              <w:bottom w:w="120" w:type="dxa"/>
+              <w:left w:w="120" w:type="dxa"/>
+              <w:right w:w="120" w:type="dxa"/>
+            </w:tcMar>
+          </w:tcPr>
+          <w:p>
+            <w:pPr>
+              <w:jc w:val="left"/>
+              <w:spacing w:line="240" w:lineRule="auto" w:before="15" w:after="15"/>
+            </w:pPr>
+            <w:r>
+              <w:rPr>
+                <w:color w:val="212121"/>
+                <w:sz w:val="16"/>
+              </w:rPr>
+              <w:t>规划中</w:t>
+            </w:r>
+          </w:p>
+        </w:tc>
+        <w:tc>
+          <w:tcPr>
+            <w:tcW w:type="dxa" w:w="2160"/>
+            <w:vAlign w:val="center"/>
+            <w:tcBorders>
+              <w:top w:val="single" w:sz="6" w:space="0" w:color="E0E0E0"/>
+              <w:bottom w:val="single" w:sz="6" w:space="0" w:color="E0E0E0"/>
+              <w:left w:val="single" w:sz="6" w:space="0" w:color="E0E0E0"/>
+              <w:right w:val="single" w:sz="6" w:space="0" w:color="E0E0E0"/>
+            </w:tcBorders>
+            <w:shd w:val="clear" w:color="auto" w:fill="F5F7FA"/>
+            <w:tcMar>
+              <w:top w:w="120" w:type="dxa"/>
+              <w:bottom w:w="120" w:type="dxa"/>
+              <w:left w:w="120" w:type="dxa"/>
+              <w:right w:w="120" w:type="dxa"/>
+            </w:tcMar>
+          </w:tcPr>
+          <w:p>
+            <w:pPr>
+              <w:jc w:val="left"/>
+              <w:spacing w:line="240" w:lineRule="auto" w:before="15" w:after="15"/>
+            </w:pPr>
+            <w:r>
+              <w:rPr>
+                <w:color w:val="212121"/>
+                <w:sz w:val="16"/>
+              </w:rPr>
+              <w:t>按</w:t>
+            </w:r>
+            <w:r>
+              <w:rPr>
+                <w:color w:val="212121"/>
+                <w:sz w:val="16"/>
+              </w:rPr>
+              <w:t xml:space="preserve"> </w:t>
+            </w:r>
+            <w:r>
+              <w:rPr>
+                <w:color w:val="212121"/>
+                <w:sz w:val="16"/>
+              </w:rPr>
+              <w:t xml:space="preserve"> 2.2 </w:t>
+            </w:r>
+            <w:r>
+              <w:rPr>
+                <w:color w:val="212121"/>
+                <w:sz w:val="16"/>
+              </w:rPr>
+              <w:t xml:space="preserve"> </w:t>
+            </w:r>
+            <w:r>
+              <w:rPr>
+                <w:color w:val="212121"/>
+                <w:sz w:val="16"/>
+              </w:rPr>
+              <w:t>第</w:t>
+            </w:r>
+            <w:r>
+              <w:rPr>
+                <w:color w:val="212121"/>
+                <w:sz w:val="16"/>
+              </w:rPr>
+              <w:t xml:space="preserve"> </w:t>
+            </w:r>
+            <w:r>
+              <w:rPr>
+                <w:color w:val="212121"/>
+                <w:sz w:val="16"/>
+              </w:rPr>
+              <w:t xml:space="preserve"> 4 </w:t>
+            </w:r>
+            <w:r>
+              <w:rPr>
+                <w:color w:val="212121"/>
+                <w:sz w:val="16"/>
+              </w:rPr>
+              <w:t xml:space="preserve"> </w:t>
+            </w:r>
+            <w:r>
+              <w:rPr>
+                <w:color w:val="212121"/>
+                <w:sz w:val="16"/>
+              </w:rPr>
+              <w:t>条的就绪判据逐项判定，不纳入本期功能验收</w:t>
+            </w:r>
+          </w:p>
+        </w:tc>
+      </w:tr>
+    </w:tbl>
+    <w:p>
+      <w:pPr>
+        <w:spacing w:after="162"/>
+        <w:ind w:firstLine="0"/>
+        <w:jc w:val="both"/>
+        <w:pBdr>
+          <w:left w:val="single" w:sz="24" w:space="0" w:color="1565C0"/>
+        </w:pBdr>
+        <w:shd w:val="clear" w:color="auto" w:fill="F5F7FA"/>
+      </w:pPr>
+      <w:r>
+        <w:rPr>
+          <w:color w:val="212121"/>
+          <w:sz w:val="18"/>
+        </w:rPr>
+        <w:t xml:space="preserve">  </w:t>
+      </w:r>
+      <w:r>
+        <w:rPr>
+          <w:rFonts w:ascii="微软雅黑" w:eastAsia="微软雅黑" w:hAnsi="微软雅黑" w:cs="微软雅黑" w:hint="eastAsia"/>
+          <w:b/>
+          <w:color w:val="212121"/>
+          <w:sz w:val="18"/>
+          <w:lang w:eastAsia="zh-CN"/>
+        </w:rPr>
+        <w:t>追溯规则</w:t>
+      </w:r>
+      <w:r>
+        <w:rPr>
+          <w:rFonts w:ascii="微软雅黑" w:eastAsia="微软雅黑" w:hAnsi="微软雅黑" w:cs="微软雅黑" w:hint="eastAsia"/>
+          <w:color w:val="212121"/>
+          <w:sz w:val="18"/>
+          <w:lang w:eastAsia="zh-CN"/>
+        </w:rPr>
+        <w:t>：第二章新增需求必须在本表登记、并在第五章落到模块；第五章新增的</w:t>
+      </w:r>
+      <w:r>
+        <w:rPr>
+          <w:color w:val="212121"/>
+          <w:sz w:val="18"/>
+        </w:rPr>
+        <w:t xml:space="preserve"> P1 / P2 </w:t>
+      </w:r>
+      <w:r>
+        <w:rPr>
+          <w:rFonts w:ascii="微软雅黑" w:eastAsia="微软雅黑" w:hAnsi="微软雅黑" w:cs="微软雅黑" w:hint="eastAsia"/>
+          <w:color w:val="212121"/>
+          <w:sz w:val="18"/>
+          <w:lang w:eastAsia="zh-CN"/>
+        </w:rPr>
+        <w:t>模块必须在第二章有需求条目、在本表有验收方式，否则不予排期。</w:t>
+      </w:r>
+    </w:p>
+    <w:p>
       <w:bookmarkStart w:id="18" w:name="_Toc_section_9"/>
       <w:bookmarkStart w:id="8" w:name="section-9"/>
       <w:pPr>
@@ -22408,7 +23935,7 @@
           <w:rFonts w:ascii="微软雅黑" w:eastAsia="微软雅黑" w:hAnsi="微软雅黑" w:cs="微软雅黑" w:hint="eastAsia"/>
           <w:lang w:eastAsia="zh-CN"/>
         </w:rPr>
-        <w:t>。规范开发环境把数据开发收敛到一个受约束的入口，消除跨工具切换与手工配置的重复劳动。参考行业同类实践的量化结果，指标开发类工作可从</w:t>
+        <w:t>。规范开发环境把数据开发收敛到一个受约束的入口，消除跨工具切换与手工配置的重复劳动；一键上线调度进一步把编译、参数声明、提交与依赖编排收敛为一次操作。作为方向参照，行业同类实践给出的量化结果是指标开发类工作由</w:t>
       </w:r>
       <w:r>
         <w:t xml:space="preserve"> 6 </w:t>
@@ -22448,17 +23975,35 @@
           <w:rFonts w:ascii="微软雅黑" w:eastAsia="微软雅黑" w:hAnsi="微软雅黑" w:cs="微软雅黑" w:hint="eastAsia"/>
           <w:lang w:eastAsia="zh-CN"/>
         </w:rPr>
-        <w:t>分钟，代码规范合规率可提升至</w:t>
-      </w:r>
-      <w:r>
-        <w:t xml:space="preserve"> 98% </w:t>
+        <w:t>分钟、代码规范合规率提升至</w:t>
+      </w:r>
+      <w:r>
+        <w:t xml:space="preserve"> 98%——</w:t>
+      </w:r>
+      <w:r>
+        <w:rPr>
+          <w:rFonts w:ascii="微软雅黑" w:eastAsia="微软雅黑" w:hAnsi="微软雅黑" w:cs="微软雅黑" w:hint="eastAsia"/>
+          <w:b/>
+          <w:lang w:eastAsia="zh-CN"/>
+        </w:rPr>
+        <w:t>该组数字为外部参照，不构成本项目的承诺值</w:t>
       </w:r>
       <w:r>
         <w:rPr>
           <w:rFonts w:ascii="微软雅黑" w:eastAsia="微软雅黑" w:hAnsi="微软雅黑" w:cs="微软雅黑" w:hint="eastAsia"/>
           <w:lang w:eastAsia="zh-CN"/>
         </w:rPr>
-        <w:t>的自动化校验水平。</w:t>
+        <w:t>，本项目的效益一律按</w:t>
+      </w:r>
+      <w:r>
+        <w:t xml:space="preserve"> 9.1 </w:t>
+      </w:r>
+      <w:r>
+        <w:rPr>
+          <w:rFonts w:ascii="微软雅黑" w:eastAsia="微软雅黑" w:hAnsi="微软雅黑" w:cs="微软雅黑" w:hint="eastAsia"/>
+          <w:lang w:eastAsia="zh-CN"/>
+        </w:rPr>
+        <w:t>的本项目口径度量。</w:t>
       </w:r>
     </w:p>
     <w:p>
@@ -22529,6 +24074,2250 @@
           <w:lang w:eastAsia="zh-CN"/>
         </w:rPr>
         <w:t>的正向循环。</w:t>
+      </w:r>
+    </w:p>
+    <w:p>
+      <w:pPr>
+        <w:pStyle w:val="Heading3"/>
+      </w:pPr>
+      <w:r>
+        <w:rPr>
+          <w:rFonts w:ascii="微软雅黑" w:eastAsia="微软雅黑" w:hAnsi="微软雅黑" w:cs="微软雅黑" w:hint="eastAsia"/>
+          <w:lang w:eastAsia="zh-CN"/>
+        </w:rPr>
+        <w:t>（一）效益指标与度量基线</w:t>
+      </w:r>
+    </w:p>
+    <w:p>
+      <w:pPr>
+        <w:ind w:firstLine="360"/>
+      </w:pPr>
+      <w:r>
+        <w:rPr>
+          <w:rFonts w:ascii="微软雅黑" w:eastAsia="微软雅黑" w:hAnsi="微软雅黑" w:cs="微软雅黑" w:hint="eastAsia"/>
+          <w:lang w:eastAsia="zh-CN"/>
+        </w:rPr>
+        <w:t>为避免效益停留在定性描述，本节把各项效益落到本平台</w:t>
+      </w:r>
+      <w:r>
+        <w:rPr>
+          <w:rFonts w:ascii="微软雅黑" w:eastAsia="微软雅黑" w:hAnsi="微软雅黑" w:cs="微软雅黑" w:hint="eastAsia"/>
+          <w:b/>
+          <w:lang w:eastAsia="zh-CN"/>
+        </w:rPr>
+        <w:t>当前可核查的基线</w:t>
+      </w:r>
+      <w:r>
+        <w:rPr>
+          <w:rFonts w:ascii="微软雅黑" w:eastAsia="微软雅黑" w:hAnsi="微软雅黑" w:cs="微软雅黑" w:hint="eastAsia"/>
+          <w:lang w:eastAsia="zh-CN"/>
+        </w:rPr>
+        <w:t>上。表中</w:t>
+      </w:r>
+      <w:r>
+        <w:t>"</w:t>
+      </w:r>
+      <w:r>
+        <w:rPr>
+          <w:rFonts w:ascii="微软雅黑" w:eastAsia="微软雅黑" w:hAnsi="微软雅黑" w:cs="微软雅黑" w:hint="eastAsia"/>
+          <w:lang w:eastAsia="zh-CN"/>
+        </w:rPr>
+        <w:t>当前值</w:t>
+      </w:r>
+      <w:r>
+        <w:t>"</w:t>
+      </w:r>
+      <w:r>
+        <w:rPr>
+          <w:rFonts w:ascii="微软雅黑" w:eastAsia="微软雅黑" w:hAnsi="微软雅黑" w:cs="微软雅黑" w:hint="eastAsia"/>
+          <w:lang w:eastAsia="zh-CN"/>
+        </w:rPr>
+        <w:t>取自第十章附录与已落地能力，可直接复核；</w:t>
+      </w:r>
+      <w:r>
+        <w:t>"</w:t>
+      </w:r>
+      <w:r>
+        <w:rPr>
+          <w:rFonts w:ascii="微软雅黑" w:eastAsia="微软雅黑" w:hAnsi="微软雅黑" w:cs="微软雅黑" w:hint="eastAsia"/>
+          <w:lang w:eastAsia="zh-CN"/>
+        </w:rPr>
+        <w:t>目标口径</w:t>
+      </w:r>
+      <w:r>
+        <w:t>"</w:t>
+      </w:r>
+      <w:r>
+        <w:rPr>
+          <w:rFonts w:ascii="微软雅黑" w:eastAsia="微软雅黑" w:hAnsi="微软雅黑" w:cs="微软雅黑" w:hint="eastAsia"/>
+          <w:lang w:eastAsia="zh-CN"/>
+        </w:rPr>
+        <w:t>尽量取机制性约束</w:t>
+      </w:r>
+      <w:r>
+        <w:t>——</w:t>
+      </w:r>
+      <w:r>
+        <w:rPr>
+          <w:rFonts w:ascii="微软雅黑" w:eastAsia="微软雅黑" w:hAnsi="微软雅黑" w:cs="微软雅黑" w:hint="eastAsia"/>
+          <w:lang w:eastAsia="zh-CN"/>
+        </w:rPr>
+        <w:t>机制成立的即为必然结果，不做估算性承诺。</w:t>
+      </w:r>
+    </w:p>
+    <w:tbl>
+      <w:tblPr>
+        <w:tblW w:type="pct" w:w="5000"/>
+        <w:tblLook w:firstColumn="1" w:firstRow="1" w:lastColumn="0" w:lastRow="0" w:noHBand="0" w:noVBand="1" w:val="04A0"/>
+        <w:tblLayout w:type="autofit"/>
+      </w:tblPr>
+      <w:tblGrid>
+        <w:gridCol w:w="2160"/>
+        <w:gridCol w:w="2160"/>
+        <w:gridCol w:w="2160"/>
+        <w:gridCol w:w="2160"/>
+      </w:tblGrid>
+      <w:tr>
+        <w:tc>
+          <w:tcPr>
+            <w:tcW w:type="dxa" w:w="2160"/>
+            <w:tcBorders>
+              <w:top w:val="single" w:sz="6" w:space="0" w:color="1565C0"/>
+              <w:bottom w:val="single" w:sz="6" w:space="0" w:color="1565C0"/>
+              <w:left w:val="single" w:sz="6" w:space="0" w:color="1565C0"/>
+              <w:right w:val="single" w:sz="6" w:space="0" w:color="1565C0"/>
+            </w:tcBorders>
+            <w:shd w:val="clear" w:color="auto" w:fill="1565C0"/>
+            <w:vAlign w:val="center"/>
+            <w:tcMar>
+              <w:top w:w="120" w:type="dxa"/>
+              <w:bottom w:w="120" w:type="dxa"/>
+              <w:left w:w="120" w:type="dxa"/>
+              <w:right w:w="120" w:type="dxa"/>
+            </w:tcMar>
+          </w:tcPr>
+          <w:p>
+            <w:pPr>
+              <w:jc w:val="left"/>
+              <w:spacing w:line="240" w:lineRule="auto" w:before="15" w:after="15"/>
+            </w:pPr>
+            <w:r>
+              <w:rPr>
+                <w:rFonts w:ascii="微软雅黑" w:hAnsi="微软雅黑" w:eastAsia="微软雅黑" w:hint="eastAsia"/>
+                <w:b/>
+                <w:color w:val="FFFFFF"/>
+                <w:sz w:val="16"/>
+              </w:rPr>
+              <w:t>效益维度</w:t>
+            </w:r>
+          </w:p>
+        </w:tc>
+        <w:tc>
+          <w:tcPr>
+            <w:tcW w:type="dxa" w:w="2160"/>
+            <w:tcBorders>
+              <w:top w:val="single" w:sz="6" w:space="0" w:color="1565C0"/>
+              <w:bottom w:val="single" w:sz="6" w:space="0" w:color="1565C0"/>
+              <w:left w:val="single" w:sz="6" w:space="0" w:color="1565C0"/>
+              <w:right w:val="single" w:sz="6" w:space="0" w:color="1565C0"/>
+            </w:tcBorders>
+            <w:shd w:val="clear" w:color="auto" w:fill="1565C0"/>
+            <w:vAlign w:val="center"/>
+            <w:tcMar>
+              <w:top w:w="120" w:type="dxa"/>
+              <w:bottom w:w="120" w:type="dxa"/>
+              <w:left w:w="120" w:type="dxa"/>
+              <w:right w:w="120" w:type="dxa"/>
+            </w:tcMar>
+          </w:tcPr>
+          <w:p>
+            <w:pPr>
+              <w:jc w:val="left"/>
+              <w:spacing w:line="240" w:lineRule="auto" w:before="15" w:after="15"/>
+            </w:pPr>
+            <w:r>
+              <w:rPr>
+                <w:rFonts w:ascii="微软雅黑" w:hAnsi="微软雅黑" w:eastAsia="微软雅黑" w:hint="eastAsia"/>
+                <w:b/>
+                <w:color w:val="FFFFFF"/>
+                <w:sz w:val="16"/>
+              </w:rPr>
+              <w:t>本项目基线（当前值）</w:t>
+            </w:r>
+          </w:p>
+        </w:tc>
+        <w:tc>
+          <w:tcPr>
+            <w:tcW w:type="dxa" w:w="2160"/>
+            <w:tcBorders>
+              <w:top w:val="single" w:sz="6" w:space="0" w:color="1565C0"/>
+              <w:bottom w:val="single" w:sz="6" w:space="0" w:color="1565C0"/>
+              <w:left w:val="single" w:sz="6" w:space="0" w:color="1565C0"/>
+              <w:right w:val="single" w:sz="6" w:space="0" w:color="1565C0"/>
+            </w:tcBorders>
+            <w:shd w:val="clear" w:color="auto" w:fill="1565C0"/>
+            <w:vAlign w:val="center"/>
+            <w:tcMar>
+              <w:top w:w="120" w:type="dxa"/>
+              <w:bottom w:w="120" w:type="dxa"/>
+              <w:left w:w="120" w:type="dxa"/>
+              <w:right w:w="120" w:type="dxa"/>
+            </w:tcMar>
+          </w:tcPr>
+          <w:p>
+            <w:pPr>
+              <w:jc w:val="left"/>
+              <w:spacing w:line="240" w:lineRule="auto" w:before="15" w:after="15"/>
+            </w:pPr>
+            <w:r>
+              <w:rPr>
+                <w:rFonts w:ascii="微软雅黑" w:hAnsi="微软雅黑" w:eastAsia="微软雅黑" w:hint="eastAsia"/>
+                <w:b/>
+                <w:color w:val="FFFFFF"/>
+                <w:sz w:val="16"/>
+              </w:rPr>
+              <w:t>目标口径</w:t>
+            </w:r>
+            <w:r>
+              <w:rPr>
+                <w:rFonts w:ascii="微软雅黑" w:hAnsi="微软雅黑" w:eastAsia="微软雅黑" w:hint="eastAsia"/>
+                <w:b/>
+                <w:color w:val="FFFFFF"/>
+                <w:sz w:val="16"/>
+              </w:rPr>
+              <w:t xml:space="preserve"> </w:t>
+            </w:r>
+            <w:r>
+              <w:rPr>
+                <w:rFonts w:ascii="微软雅黑" w:hAnsi="微软雅黑" w:eastAsia="微软雅黑" w:hint="eastAsia"/>
+                <w:b/>
+                <w:color w:val="FFFFFF"/>
+                <w:sz w:val="16"/>
+              </w:rPr>
+              <w:t xml:space="preserve"> / </w:t>
+            </w:r>
+            <w:r>
+              <w:rPr>
+                <w:rFonts w:ascii="微软雅黑" w:hAnsi="微软雅黑" w:eastAsia="微软雅黑" w:hint="eastAsia"/>
+                <w:b/>
+                <w:color w:val="FFFFFF"/>
+                <w:sz w:val="16"/>
+              </w:rPr>
+              <w:t xml:space="preserve"> </w:t>
+            </w:r>
+            <w:r>
+              <w:rPr>
+                <w:rFonts w:ascii="微软雅黑" w:hAnsi="微软雅黑" w:eastAsia="微软雅黑" w:hint="eastAsia"/>
+                <w:b/>
+                <w:color w:val="FFFFFF"/>
+                <w:sz w:val="16"/>
+              </w:rPr>
+              <w:t>判断方式</w:t>
+            </w:r>
+          </w:p>
+        </w:tc>
+        <w:tc>
+          <w:tcPr>
+            <w:tcW w:type="dxa" w:w="2160"/>
+            <w:tcBorders>
+              <w:top w:val="single" w:sz="6" w:space="0" w:color="1565C0"/>
+              <w:bottom w:val="single" w:sz="6" w:space="0" w:color="1565C0"/>
+              <w:left w:val="single" w:sz="6" w:space="0" w:color="1565C0"/>
+              <w:right w:val="single" w:sz="6" w:space="0" w:color="1565C0"/>
+            </w:tcBorders>
+            <w:shd w:val="clear" w:color="auto" w:fill="1565C0"/>
+            <w:vAlign w:val="center"/>
+            <w:tcMar>
+              <w:top w:w="120" w:type="dxa"/>
+              <w:bottom w:w="120" w:type="dxa"/>
+              <w:left w:w="120" w:type="dxa"/>
+              <w:right w:w="120" w:type="dxa"/>
+            </w:tcMar>
+          </w:tcPr>
+          <w:p>
+            <w:pPr>
+              <w:jc w:val="left"/>
+              <w:spacing w:line="240" w:lineRule="auto" w:before="15" w:after="15"/>
+            </w:pPr>
+            <w:r>
+              <w:rPr>
+                <w:rFonts w:ascii="微软雅黑" w:hAnsi="微软雅黑" w:eastAsia="微软雅黑" w:hint="eastAsia"/>
+                <w:b/>
+                <w:color w:val="FFFFFF"/>
+                <w:sz w:val="16"/>
+              </w:rPr>
+              <w:t>度量方式</w:t>
+            </w:r>
+          </w:p>
+        </w:tc>
+      </w:tr>
+      <w:tr>
+        <w:tc>
+          <w:tcPr>
+            <w:tcW w:type="dxa" w:w="2160"/>
+            <w:vAlign w:val="center"/>
+            <w:tcBorders>
+              <w:top w:val="single" w:sz="6" w:space="0" w:color="E0E0E0"/>
+              <w:bottom w:val="single" w:sz="6" w:space="0" w:color="E0E0E0"/>
+              <w:left w:val="single" w:sz="6" w:space="0" w:color="E0E0E0"/>
+              <w:right w:val="single" w:sz="6" w:space="0" w:color="E0E0E0"/>
+            </w:tcBorders>
+            <w:tcMar>
+              <w:top w:w="120" w:type="dxa"/>
+              <w:bottom w:w="120" w:type="dxa"/>
+              <w:left w:w="120" w:type="dxa"/>
+              <w:right w:w="120" w:type="dxa"/>
+            </w:tcMar>
+          </w:tcPr>
+          <w:p>
+            <w:pPr>
+              <w:jc w:val="left"/>
+              <w:spacing w:line="240" w:lineRule="auto" w:before="15" w:after="15"/>
+            </w:pPr>
+            <w:r>
+              <w:rPr>
+                <w:color w:val="212121"/>
+                <w:sz w:val="16"/>
+              </w:rPr>
+              <w:t>智能体上下文可用性</w:t>
+            </w:r>
+          </w:p>
+        </w:tc>
+        <w:tc>
+          <w:tcPr>
+            <w:tcW w:type="dxa" w:w="2160"/>
+            <w:vAlign w:val="center"/>
+            <w:tcBorders>
+              <w:top w:val="single" w:sz="6" w:space="0" w:color="E0E0E0"/>
+              <w:bottom w:val="single" w:sz="6" w:space="0" w:color="E0E0E0"/>
+              <w:left w:val="single" w:sz="6" w:space="0" w:color="E0E0E0"/>
+              <w:right w:val="single" w:sz="6" w:space="0" w:color="E0E0E0"/>
+            </w:tcBorders>
+            <w:tcMar>
+              <w:top w:w="120" w:type="dxa"/>
+              <w:bottom w:w="120" w:type="dxa"/>
+              <w:left w:w="120" w:type="dxa"/>
+              <w:right w:w="120" w:type="dxa"/>
+            </w:tcMar>
+          </w:tcPr>
+          <w:p>
+            <w:pPr>
+              <w:jc w:val="left"/>
+              <w:spacing w:line="240" w:lineRule="auto" w:before="15" w:after="15"/>
+            </w:pPr>
+            <w:r>
+              <w:rPr>
+                <w:color w:val="212121"/>
+                <w:sz w:val="16"/>
+              </w:rPr>
+              <w:t xml:space="preserve">5 </w:t>
+            </w:r>
+            <w:r>
+              <w:rPr>
+                <w:color w:val="212121"/>
+                <w:sz w:val="16"/>
+              </w:rPr>
+              <w:t xml:space="preserve"> </w:t>
+            </w:r>
+            <w:r>
+              <w:rPr>
+                <w:color w:val="212121"/>
+                <w:sz w:val="16"/>
+              </w:rPr>
+              <w:t>类信息均有承载组件；元数据代理接口已落地，业务能力以</w:t>
+            </w:r>
+            <w:r>
+              <w:rPr>
+                <w:color w:val="212121"/>
+                <w:sz w:val="16"/>
+              </w:rPr>
+              <w:t xml:space="preserve"> </w:t>
+            </w:r>
+            <w:r>
+              <w:rPr>
+                <w:color w:val="212121"/>
+                <w:sz w:val="16"/>
+              </w:rPr>
+              <w:t xml:space="preserve"> 6 </w:t>
+            </w:r>
+            <w:r>
+              <w:rPr>
+                <w:color w:val="212121"/>
+                <w:sz w:val="16"/>
+              </w:rPr>
+              <w:t xml:space="preserve"> </w:t>
+            </w:r>
+            <w:r>
+              <w:rPr>
+                <w:color w:val="212121"/>
+                <w:sz w:val="16"/>
+              </w:rPr>
+              <w:t>个工具组注册给智能体，通过平台接口取上下文</w:t>
+            </w:r>
+          </w:p>
+        </w:tc>
+        <w:tc>
+          <w:tcPr>
+            <w:tcW w:type="dxa" w:w="2160"/>
+            <w:vAlign w:val="center"/>
+            <w:tcBorders>
+              <w:top w:val="single" w:sz="6" w:space="0" w:color="E0E0E0"/>
+              <w:bottom w:val="single" w:sz="6" w:space="0" w:color="E0E0E0"/>
+              <w:left w:val="single" w:sz="6" w:space="0" w:color="E0E0E0"/>
+              <w:right w:val="single" w:sz="6" w:space="0" w:color="E0E0E0"/>
+            </w:tcBorders>
+            <w:tcMar>
+              <w:top w:w="120" w:type="dxa"/>
+              <w:bottom w:w="120" w:type="dxa"/>
+              <w:left w:w="120" w:type="dxa"/>
+              <w:right w:w="120" w:type="dxa"/>
+            </w:tcMar>
+          </w:tcPr>
+          <w:p>
+            <w:pPr>
+              <w:jc w:val="left"/>
+              <w:spacing w:line="240" w:lineRule="auto" w:before="15" w:after="15"/>
+            </w:pPr>
+            <w:r>
+              <w:rPr>
+                <w:color w:val="212121"/>
+                <w:sz w:val="16"/>
+              </w:rPr>
+              <w:t>智能体取业务上下文一律走平台接口，不再依赖会话内临时粘贴</w:t>
+            </w:r>
+          </w:p>
+        </w:tc>
+        <w:tc>
+          <w:tcPr>
+            <w:tcW w:type="dxa" w:w="2160"/>
+            <w:vAlign w:val="center"/>
+            <w:tcBorders>
+              <w:top w:val="single" w:sz="6" w:space="0" w:color="E0E0E0"/>
+              <w:bottom w:val="single" w:sz="6" w:space="0" w:color="E0E0E0"/>
+              <w:left w:val="single" w:sz="6" w:space="0" w:color="E0E0E0"/>
+              <w:right w:val="single" w:sz="6" w:space="0" w:color="E0E0E0"/>
+            </w:tcBorders>
+            <w:tcMar>
+              <w:top w:w="120" w:type="dxa"/>
+              <w:bottom w:w="120" w:type="dxa"/>
+              <w:left w:w="120" w:type="dxa"/>
+              <w:right w:w="120" w:type="dxa"/>
+            </w:tcMar>
+          </w:tcPr>
+          <w:p>
+            <w:pPr>
+              <w:jc w:val="left"/>
+              <w:spacing w:line="240" w:lineRule="auto" w:before="15" w:after="15"/>
+            </w:pPr>
+            <w:r>
+              <w:rPr>
+                <w:color w:val="212121"/>
+                <w:sz w:val="16"/>
+              </w:rPr>
+              <w:t>智能体工具调用中</w:t>
+            </w:r>
+            <w:r>
+              <w:rPr>
+                <w:color w:val="212121"/>
+                <w:sz w:val="16"/>
+              </w:rPr>
+              <w:t xml:space="preserve"> </w:t>
+            </w:r>
+            <w:r>
+              <w:rPr>
+                <w:color w:val="212121"/>
+                <w:sz w:val="16"/>
+              </w:rPr>
+              <w:t>"</w:t>
+            </w:r>
+            <w:r>
+              <w:rPr>
+                <w:color w:val="212121"/>
+                <w:sz w:val="16"/>
+              </w:rPr>
+              <w:t xml:space="preserve"> </w:t>
+            </w:r>
+            <w:r>
+              <w:rPr>
+                <w:color w:val="212121"/>
+                <w:sz w:val="16"/>
+              </w:rPr>
+              <w:t>平台接口类</w:t>
+            </w:r>
+            <w:r>
+              <w:rPr>
+                <w:color w:val="212121"/>
+                <w:sz w:val="16"/>
+              </w:rPr>
+              <w:t xml:space="preserve"> </w:t>
+            </w:r>
+            <w:r>
+              <w:rPr>
+                <w:color w:val="212121"/>
+                <w:sz w:val="16"/>
+              </w:rPr>
+              <w:t>"</w:t>
+            </w:r>
+            <w:r>
+              <w:rPr>
+                <w:color w:val="212121"/>
+                <w:sz w:val="16"/>
+              </w:rPr>
+              <w:t xml:space="preserve"> </w:t>
+            </w:r>
+            <w:r>
+              <w:rPr>
+                <w:color w:val="212121"/>
+                <w:sz w:val="16"/>
+              </w:rPr>
+              <w:t>调用的占比（桌面端</w:t>
+            </w:r>
+            <w:r>
+              <w:rPr>
+                <w:color w:val="212121"/>
+                <w:sz w:val="16"/>
+              </w:rPr>
+              <w:t xml:space="preserve"> </w:t>
+            </w:r>
+            <w:r>
+              <w:rPr>
+                <w:color w:val="212121"/>
+                <w:sz w:val="16"/>
+              </w:rPr>
+              <w:t xml:space="preserve"> AI </w:t>
+            </w:r>
+            <w:r>
+              <w:rPr>
+                <w:color w:val="212121"/>
+                <w:sz w:val="16"/>
+              </w:rPr>
+              <w:t xml:space="preserve"> </w:t>
+            </w:r>
+            <w:r>
+              <w:rPr>
+                <w:color w:val="212121"/>
+                <w:sz w:val="16"/>
+              </w:rPr>
+              <w:t>助手会话日志</w:t>
+            </w:r>
+            <w:r>
+              <w:rPr>
+                <w:color w:val="212121"/>
+                <w:sz w:val="16"/>
+              </w:rPr>
+              <w:t xml:space="preserve"> </w:t>
+            </w:r>
+            <w:r>
+              <w:rPr>
+                <w:color w:val="212121"/>
+                <w:sz w:val="16"/>
+              </w:rPr>
+              <w:t xml:space="preserve"> + </w:t>
+            </w:r>
+            <w:r>
+              <w:rPr>
+                <w:color w:val="212121"/>
+                <w:sz w:val="16"/>
+              </w:rPr>
+              <w:t xml:space="preserve"> </w:t>
+            </w:r>
+            <w:r>
+              <w:rPr>
+                <w:color w:val="212121"/>
+                <w:sz w:val="16"/>
+              </w:rPr>
+              <w:t>服务端接口日志）</w:t>
+            </w:r>
+          </w:p>
+        </w:tc>
+      </w:tr>
+      <w:tr>
+        <w:tc>
+          <w:tcPr>
+            <w:tcW w:type="dxa" w:w="2160"/>
+            <w:vAlign w:val="center"/>
+            <w:tcBorders>
+              <w:top w:val="single" w:sz="6" w:space="0" w:color="E0E0E0"/>
+              <w:bottom w:val="single" w:sz="6" w:space="0" w:color="E0E0E0"/>
+              <w:left w:val="single" w:sz="6" w:space="0" w:color="E0E0E0"/>
+              <w:right w:val="single" w:sz="6" w:space="0" w:color="E0E0E0"/>
+            </w:tcBorders>
+            <w:shd w:val="clear" w:color="auto" w:fill="F5F7FA"/>
+            <w:tcMar>
+              <w:top w:w="120" w:type="dxa"/>
+              <w:bottom w:w="120" w:type="dxa"/>
+              <w:left w:w="120" w:type="dxa"/>
+              <w:right w:w="120" w:type="dxa"/>
+            </w:tcMar>
+          </w:tcPr>
+          <w:p>
+            <w:pPr>
+              <w:jc w:val="left"/>
+              <w:spacing w:line="240" w:lineRule="auto" w:before="15" w:after="15"/>
+            </w:pPr>
+            <w:r>
+              <w:rPr>
+                <w:color w:val="212121"/>
+                <w:sz w:val="16"/>
+              </w:rPr>
+              <w:t>指标开发效率</w:t>
+            </w:r>
+          </w:p>
+        </w:tc>
+        <w:tc>
+          <w:tcPr>
+            <w:tcW w:type="dxa" w:w="2160"/>
+            <w:vAlign w:val="center"/>
+            <w:tcBorders>
+              <w:top w:val="single" w:sz="6" w:space="0" w:color="E0E0E0"/>
+              <w:bottom w:val="single" w:sz="6" w:space="0" w:color="E0E0E0"/>
+              <w:left w:val="single" w:sz="6" w:space="0" w:color="E0E0E0"/>
+              <w:right w:val="single" w:sz="6" w:space="0" w:color="E0E0E0"/>
+            </w:tcBorders>
+            <w:shd w:val="clear" w:color="auto" w:fill="F5F7FA"/>
+            <w:tcMar>
+              <w:top w:w="120" w:type="dxa"/>
+              <w:bottom w:w="120" w:type="dxa"/>
+              <w:left w:w="120" w:type="dxa"/>
+              <w:right w:w="120" w:type="dxa"/>
+            </w:tcMar>
+          </w:tcPr>
+          <w:p>
+            <w:pPr>
+              <w:jc w:val="left"/>
+              <w:spacing w:line="240" w:lineRule="auto" w:before="15" w:after="15"/>
+            </w:pPr>
+            <w:r>
+              <w:rPr>
+                <w:color w:val="212121"/>
+                <w:sz w:val="16"/>
+              </w:rPr>
+              <w:t>一键上线调度已具备：编译、参数声明、提交与依赖编排收敛为一次操作；运行程序前强制弹出参数确认窗口</w:t>
+            </w:r>
+          </w:p>
+        </w:tc>
+        <w:tc>
+          <w:tcPr>
+            <w:tcW w:type="dxa" w:w="2160"/>
+            <w:vAlign w:val="center"/>
+            <w:tcBorders>
+              <w:top w:val="single" w:sz="6" w:space="0" w:color="E0E0E0"/>
+              <w:bottom w:val="single" w:sz="6" w:space="0" w:color="E0E0E0"/>
+              <w:left w:val="single" w:sz="6" w:space="0" w:color="E0E0E0"/>
+              <w:right w:val="single" w:sz="6" w:space="0" w:color="E0E0E0"/>
+            </w:tcBorders>
+            <w:shd w:val="clear" w:color="auto" w:fill="F5F7FA"/>
+            <w:tcMar>
+              <w:top w:w="120" w:type="dxa"/>
+              <w:bottom w:w="120" w:type="dxa"/>
+              <w:left w:w="120" w:type="dxa"/>
+              <w:right w:w="120" w:type="dxa"/>
+            </w:tcMar>
+          </w:tcPr>
+          <w:p>
+            <w:pPr>
+              <w:jc w:val="left"/>
+              <w:spacing w:line="240" w:lineRule="auto" w:before="15" w:after="15"/>
+            </w:pPr>
+            <w:r>
+              <w:rPr>
+                <w:color w:val="212121"/>
+                <w:sz w:val="16"/>
+              </w:rPr>
+              <w:t>单指标从需求到上线的人工介入环节收敛为「确认参数</w:t>
+            </w:r>
+            <w:r>
+              <w:rPr>
+                <w:color w:val="212121"/>
+                <w:sz w:val="16"/>
+              </w:rPr>
+              <w:t xml:space="preserve"> </w:t>
+            </w:r>
+            <w:r>
+              <w:rPr>
+                <w:color w:val="212121"/>
+                <w:sz w:val="16"/>
+              </w:rPr>
+              <w:t xml:space="preserve"> → </w:t>
+            </w:r>
+            <w:r>
+              <w:rPr>
+                <w:color w:val="212121"/>
+                <w:sz w:val="16"/>
+              </w:rPr>
+              <w:t xml:space="preserve"> </w:t>
+            </w:r>
+            <w:r>
+              <w:rPr>
+                <w:color w:val="212121"/>
+                <w:sz w:val="16"/>
+              </w:rPr>
+              <w:t>提交调度」两步</w:t>
+            </w:r>
+          </w:p>
+        </w:tc>
+        <w:tc>
+          <w:tcPr>
+            <w:tcW w:type="dxa" w:w="2160"/>
+            <w:vAlign w:val="center"/>
+            <w:tcBorders>
+              <w:top w:val="single" w:sz="6" w:space="0" w:color="E0E0E0"/>
+              <w:bottom w:val="single" w:sz="6" w:space="0" w:color="E0E0E0"/>
+              <w:left w:val="single" w:sz="6" w:space="0" w:color="E0E0E0"/>
+              <w:right w:val="single" w:sz="6" w:space="0" w:color="E0E0E0"/>
+            </w:tcBorders>
+            <w:shd w:val="clear" w:color="auto" w:fill="F5F7FA"/>
+            <w:tcMar>
+              <w:top w:w="120" w:type="dxa"/>
+              <w:bottom w:w="120" w:type="dxa"/>
+              <w:left w:w="120" w:type="dxa"/>
+              <w:right w:w="120" w:type="dxa"/>
+            </w:tcMar>
+          </w:tcPr>
+          <w:p>
+            <w:pPr>
+              <w:jc w:val="left"/>
+              <w:spacing w:line="240" w:lineRule="auto" w:before="15" w:after="15"/>
+            </w:pPr>
+            <w:r>
+              <w:rPr>
+                <w:color w:val="212121"/>
+                <w:sz w:val="16"/>
+              </w:rPr>
+              <w:t>调度系统任务实例时间戳（首次提交</w:t>
+            </w:r>
+            <w:r>
+              <w:rPr>
+                <w:color w:val="212121"/>
+                <w:sz w:val="16"/>
+              </w:rPr>
+              <w:t xml:space="preserve"> </w:t>
+            </w:r>
+            <w:r>
+              <w:rPr>
+                <w:color w:val="212121"/>
+                <w:sz w:val="16"/>
+              </w:rPr>
+              <w:t xml:space="preserve"> → </w:t>
+            </w:r>
+            <w:r>
+              <w:rPr>
+                <w:color w:val="212121"/>
+                <w:sz w:val="16"/>
+              </w:rPr>
+              <w:t xml:space="preserve"> </w:t>
+            </w:r>
+            <w:r>
+              <w:rPr>
+                <w:color w:val="212121"/>
+                <w:sz w:val="16"/>
+              </w:rPr>
+              <w:t>上线成功的耗时）</w:t>
+            </w:r>
+          </w:p>
+        </w:tc>
+      </w:tr>
+      <w:tr>
+        <w:tc>
+          <w:tcPr>
+            <w:tcW w:type="dxa" w:w="2160"/>
+            <w:vAlign w:val="center"/>
+            <w:tcBorders>
+              <w:top w:val="single" w:sz="6" w:space="0" w:color="E0E0E0"/>
+              <w:bottom w:val="single" w:sz="6" w:space="0" w:color="E0E0E0"/>
+              <w:left w:val="single" w:sz="6" w:space="0" w:color="E0E0E0"/>
+              <w:right w:val="single" w:sz="6" w:space="0" w:color="E0E0E0"/>
+            </w:tcBorders>
+            <w:tcMar>
+              <w:top w:w="120" w:type="dxa"/>
+              <w:bottom w:w="120" w:type="dxa"/>
+              <w:left w:w="120" w:type="dxa"/>
+              <w:right w:w="120" w:type="dxa"/>
+            </w:tcMar>
+          </w:tcPr>
+          <w:p>
+            <w:pPr>
+              <w:jc w:val="left"/>
+              <w:spacing w:line="240" w:lineRule="auto" w:before="15" w:after="15"/>
+            </w:pPr>
+            <w:r>
+              <w:rPr>
+                <w:color w:val="212121"/>
+                <w:sz w:val="16"/>
+              </w:rPr>
+              <w:t>代码规范合规</w:t>
+            </w:r>
+          </w:p>
+        </w:tc>
+        <w:tc>
+          <w:tcPr>
+            <w:tcW w:type="dxa" w:w="2160"/>
+            <w:vAlign w:val="center"/>
+            <w:tcBorders>
+              <w:top w:val="single" w:sz="6" w:space="0" w:color="E0E0E0"/>
+              <w:bottom w:val="single" w:sz="6" w:space="0" w:color="E0E0E0"/>
+              <w:left w:val="single" w:sz="6" w:space="0" w:color="E0E0E0"/>
+              <w:right w:val="single" w:sz="6" w:space="0" w:color="E0E0E0"/>
+            </w:tcBorders>
+            <w:tcMar>
+              <w:top w:w="120" w:type="dxa"/>
+              <w:bottom w:w="120" w:type="dxa"/>
+              <w:left w:w="120" w:type="dxa"/>
+              <w:right w:w="120" w:type="dxa"/>
+            </w:tcMar>
+          </w:tcPr>
+          <w:p>
+            <w:pPr>
+              <w:jc w:val="left"/>
+              <w:spacing w:line="240" w:lineRule="auto" w:before="15" w:after="15"/>
+            </w:pPr>
+            <w:r>
+              <w:rPr>
+                <w:color w:val="212121"/>
+                <w:sz w:val="16"/>
+              </w:rPr>
+              <w:t>代码头以</w:t>
+            </w:r>
+            <w:r>
+              <w:rPr>
+                <w:color w:val="212121"/>
+                <w:sz w:val="16"/>
+              </w:rPr>
+              <w:t xml:space="preserve"> </w:t>
+            </w:r>
+            <w:r>
+              <w:rPr>
+                <w:color w:val="212121"/>
+                <w:sz w:val="16"/>
+              </w:rPr>
+              <w:t xml:space="preserve"> @</w:t>
+            </w:r>
+            <w:r>
+              <w:rPr>
+                <w:color w:val="212121"/>
+                <w:sz w:val="16"/>
+              </w:rPr>
+              <w:t xml:space="preserve"> </w:t>
+            </w:r>
+            <w:r>
+              <w:rPr>
+                <w:color w:val="212121"/>
+                <w:sz w:val="16"/>
+              </w:rPr>
+              <w:t>程序参数</w:t>
+            </w:r>
+            <w:r>
+              <w:rPr>
+                <w:color w:val="212121"/>
+                <w:sz w:val="16"/>
+              </w:rPr>
+              <w:t xml:space="preserve"> </w:t>
+            </w:r>
+            <w:r>
+              <w:rPr>
+                <w:color w:val="212121"/>
+                <w:sz w:val="16"/>
+              </w:rPr>
+              <w:t xml:space="preserve"> / @</w:t>
+            </w:r>
+            <w:r>
+              <w:rPr>
+                <w:color w:val="212121"/>
+                <w:sz w:val="16"/>
+              </w:rPr>
+              <w:t xml:space="preserve"> </w:t>
+            </w:r>
+            <w:r>
+              <w:rPr>
+                <w:color w:val="212121"/>
+                <w:sz w:val="16"/>
+              </w:rPr>
+              <w:t>资源参数</w:t>
+            </w:r>
+            <w:r>
+              <w:rPr>
+                <w:color w:val="212121"/>
+                <w:sz w:val="16"/>
+              </w:rPr>
+              <w:t xml:space="preserve"> </w:t>
+            </w:r>
+            <w:r>
+              <w:rPr>
+                <w:color w:val="212121"/>
+                <w:sz w:val="16"/>
+              </w:rPr>
+              <w:t xml:space="preserve"> / @</w:t>
+            </w:r>
+            <w:r>
+              <w:rPr>
+                <w:color w:val="212121"/>
+                <w:sz w:val="16"/>
+              </w:rPr>
+              <w:t xml:space="preserve"> </w:t>
+            </w:r>
+            <w:r>
+              <w:rPr>
+                <w:color w:val="212121"/>
+                <w:sz w:val="16"/>
+              </w:rPr>
+              <w:t>任务参数</w:t>
+            </w:r>
+            <w:r>
+              <w:rPr>
+                <w:color w:val="212121"/>
+                <w:sz w:val="16"/>
+              </w:rPr>
+              <w:t xml:space="preserve"> </w:t>
+            </w:r>
+            <w:r>
+              <w:rPr>
+                <w:color w:val="212121"/>
+                <w:sz w:val="16"/>
+              </w:rPr>
+              <w:t xml:space="preserve"> </w:t>
+            </w:r>
+            <w:r>
+              <w:rPr>
+                <w:color w:val="212121"/>
+                <w:sz w:val="16"/>
+              </w:rPr>
+              <w:t xml:space="preserve"> </w:t>
+            </w:r>
+            <w:r>
+              <w:rPr>
+                <w:color w:val="212121"/>
+                <w:sz w:val="16"/>
+              </w:rPr>
+              <w:t>三个字段声明业务入参、资源诉求与引擎侧参数，提交调度时取值落地到任务节点；编译与</w:t>
+            </w:r>
+            <w:r>
+              <w:rPr>
+                <w:color w:val="212121"/>
+                <w:sz w:val="16"/>
+              </w:rPr>
+              <w:t xml:space="preserve"> </w:t>
+            </w:r>
+            <w:r>
+              <w:rPr>
+                <w:color w:val="212121"/>
+                <w:sz w:val="16"/>
+              </w:rPr>
+              <w:t xml:space="preserve"> SQL </w:t>
+            </w:r>
+            <w:r>
+              <w:rPr>
+                <w:color w:val="212121"/>
+                <w:sz w:val="16"/>
+              </w:rPr>
+              <w:t xml:space="preserve"> </w:t>
+            </w:r>
+            <w:r>
+              <w:rPr>
+                <w:color w:val="212121"/>
+                <w:sz w:val="16"/>
+              </w:rPr>
+              <w:t>校验位于提交链路上</w:t>
+            </w:r>
+          </w:p>
+        </w:tc>
+        <w:tc>
+          <w:tcPr>
+            <w:tcW w:type="dxa" w:w="2160"/>
+            <w:vAlign w:val="center"/>
+            <w:tcBorders>
+              <w:top w:val="single" w:sz="6" w:space="0" w:color="E0E0E0"/>
+              <w:bottom w:val="single" w:sz="6" w:space="0" w:color="E0E0E0"/>
+              <w:left w:val="single" w:sz="6" w:space="0" w:color="E0E0E0"/>
+              <w:right w:val="single" w:sz="6" w:space="0" w:color="E0E0E0"/>
+            </w:tcBorders>
+            <w:tcMar>
+              <w:top w:w="120" w:type="dxa"/>
+              <w:bottom w:w="120" w:type="dxa"/>
+              <w:left w:w="120" w:type="dxa"/>
+              <w:right w:w="120" w:type="dxa"/>
+            </w:tcMar>
+          </w:tcPr>
+          <w:p>
+            <w:pPr>
+              <w:jc w:val="left"/>
+              <w:spacing w:line="240" w:lineRule="auto" w:before="15" w:after="15"/>
+            </w:pPr>
+            <w:r>
+              <w:rPr>
+                <w:color w:val="212121"/>
+                <w:sz w:val="16"/>
+              </w:rPr>
+              <w:t>经平台提交调度的程序均以编译产物或校验通过的</w:t>
+            </w:r>
+            <w:r>
+              <w:rPr>
+                <w:color w:val="212121"/>
+                <w:sz w:val="16"/>
+              </w:rPr>
+              <w:t xml:space="preserve"> </w:t>
+            </w:r>
+            <w:r>
+              <w:rPr>
+                <w:color w:val="212121"/>
+                <w:sz w:val="16"/>
+              </w:rPr>
+              <w:t xml:space="preserve"> SQL </w:t>
+            </w:r>
+            <w:r>
+              <w:rPr>
+                <w:color w:val="212121"/>
+                <w:sz w:val="16"/>
+              </w:rPr>
+              <w:t xml:space="preserve"> </w:t>
+            </w:r>
+            <w:r>
+              <w:rPr>
+                <w:color w:val="212121"/>
+                <w:sz w:val="16"/>
+              </w:rPr>
+              <w:t>为输入；指标口径描述不含</w:t>
+            </w:r>
+            <w:r>
+              <w:rPr>
+                <w:color w:val="212121"/>
+                <w:sz w:val="16"/>
+              </w:rPr>
+              <w:t xml:space="preserve"> </w:t>
+            </w:r>
+            <w:r>
+              <w:rPr>
+                <w:color w:val="212121"/>
+                <w:sz w:val="16"/>
+              </w:rPr>
+              <w:t>"</w:t>
+            </w:r>
+            <w:r>
+              <w:rPr>
+                <w:color w:val="212121"/>
+                <w:sz w:val="16"/>
+              </w:rPr>
+              <w:t xml:space="preserve"> </w:t>
+            </w:r>
+            <w:r>
+              <w:rPr>
+                <w:color w:val="212121"/>
+                <w:sz w:val="16"/>
+              </w:rPr>
+              <w:t>相关</w:t>
+            </w:r>
+            <w:r>
+              <w:rPr>
+                <w:color w:val="212121"/>
+                <w:sz w:val="16"/>
+              </w:rPr>
+              <w:t xml:space="preserve"> </w:t>
+            </w:r>
+            <w:r>
+              <w:rPr>
+                <w:color w:val="212121"/>
+                <w:sz w:val="16"/>
+              </w:rPr>
+              <w:t>""</w:t>
+            </w:r>
+            <w:r>
+              <w:rPr>
+                <w:color w:val="212121"/>
+                <w:sz w:val="16"/>
+              </w:rPr>
+              <w:t xml:space="preserve"> </w:t>
+            </w:r>
+            <w:r>
+              <w:rPr>
+                <w:color w:val="212121"/>
+                <w:sz w:val="16"/>
+              </w:rPr>
+              <w:t>大概</w:t>
+            </w:r>
+            <w:r>
+              <w:rPr>
+                <w:color w:val="212121"/>
+                <w:sz w:val="16"/>
+              </w:rPr>
+              <w:t xml:space="preserve"> </w:t>
+            </w:r>
+            <w:r>
+              <w:rPr>
+                <w:color w:val="212121"/>
+                <w:sz w:val="16"/>
+              </w:rPr>
+              <w:t>"</w:t>
+            </w:r>
+            <w:r>
+              <w:rPr>
+                <w:color w:val="212121"/>
+                <w:sz w:val="16"/>
+              </w:rPr>
+              <w:t xml:space="preserve"> </w:t>
+            </w:r>
+            <w:r>
+              <w:rPr>
+                <w:color w:val="212121"/>
+                <w:sz w:val="16"/>
+              </w:rPr>
+              <w:t>等模糊表述</w:t>
+            </w:r>
+          </w:p>
+        </w:tc>
+        <w:tc>
+          <w:tcPr>
+            <w:tcW w:type="dxa" w:w="2160"/>
+            <w:vAlign w:val="center"/>
+            <w:tcBorders>
+              <w:top w:val="single" w:sz="6" w:space="0" w:color="E0E0E0"/>
+              <w:bottom w:val="single" w:sz="6" w:space="0" w:color="E0E0E0"/>
+              <w:left w:val="single" w:sz="6" w:space="0" w:color="E0E0E0"/>
+              <w:right w:val="single" w:sz="6" w:space="0" w:color="E0E0E0"/>
+            </w:tcBorders>
+            <w:tcMar>
+              <w:top w:w="120" w:type="dxa"/>
+              <w:bottom w:w="120" w:type="dxa"/>
+              <w:left w:w="120" w:type="dxa"/>
+              <w:right w:w="120" w:type="dxa"/>
+            </w:tcMar>
+          </w:tcPr>
+          <w:p>
+            <w:pPr>
+              <w:jc w:val="left"/>
+              <w:spacing w:line="240" w:lineRule="auto" w:before="15" w:after="15"/>
+            </w:pPr>
+            <w:r>
+              <w:rPr>
+                <w:color w:val="212121"/>
+                <w:sz w:val="16"/>
+              </w:rPr>
+              <w:t>校验拦截次数与放行数；指标口径描述的模糊词检查结果</w:t>
+            </w:r>
+          </w:p>
+        </w:tc>
+      </w:tr>
+      <w:tr>
+        <w:tc>
+          <w:tcPr>
+            <w:tcW w:type="dxa" w:w="2160"/>
+            <w:vAlign w:val="center"/>
+            <w:tcBorders>
+              <w:top w:val="single" w:sz="6" w:space="0" w:color="E0E0E0"/>
+              <w:bottom w:val="single" w:sz="6" w:space="0" w:color="E0E0E0"/>
+              <w:left w:val="single" w:sz="6" w:space="0" w:color="E0E0E0"/>
+              <w:right w:val="single" w:sz="6" w:space="0" w:color="E0E0E0"/>
+            </w:tcBorders>
+            <w:shd w:val="clear" w:color="auto" w:fill="F5F7FA"/>
+            <w:tcMar>
+              <w:top w:w="120" w:type="dxa"/>
+              <w:bottom w:w="120" w:type="dxa"/>
+              <w:left w:w="120" w:type="dxa"/>
+              <w:right w:w="120" w:type="dxa"/>
+            </w:tcMar>
+          </w:tcPr>
+          <w:p>
+            <w:pPr>
+              <w:jc w:val="left"/>
+              <w:spacing w:line="240" w:lineRule="auto" w:before="15" w:after="15"/>
+            </w:pPr>
+            <w:r>
+              <w:rPr>
+                <w:color w:val="212121"/>
+                <w:sz w:val="16"/>
+              </w:rPr>
+              <w:t>数据质量修复成本</w:t>
+            </w:r>
+          </w:p>
+        </w:tc>
+        <w:tc>
+          <w:tcPr>
+            <w:tcW w:type="dxa" w:w="2160"/>
+            <w:vAlign w:val="center"/>
+            <w:tcBorders>
+              <w:top w:val="single" w:sz="6" w:space="0" w:color="E0E0E0"/>
+              <w:bottom w:val="single" w:sz="6" w:space="0" w:color="E0E0E0"/>
+              <w:left w:val="single" w:sz="6" w:space="0" w:color="E0E0E0"/>
+              <w:right w:val="single" w:sz="6" w:space="0" w:color="E0E0E0"/>
+            </w:tcBorders>
+            <w:shd w:val="clear" w:color="auto" w:fill="F5F7FA"/>
+            <w:tcMar>
+              <w:top w:w="120" w:type="dxa"/>
+              <w:bottom w:w="120" w:type="dxa"/>
+              <w:left w:w="120" w:type="dxa"/>
+              <w:right w:w="120" w:type="dxa"/>
+            </w:tcMar>
+          </w:tcPr>
+          <w:p>
+            <w:pPr>
+              <w:jc w:val="left"/>
+              <w:spacing w:line="240" w:lineRule="auto" w:before="15" w:after="15"/>
+            </w:pPr>
+            <w:r>
+              <w:rPr>
+                <w:color w:val="212121"/>
+                <w:sz w:val="16"/>
+              </w:rPr>
+              <w:t>语法与结构类问题在编译</w:t>
+            </w:r>
+            <w:r>
+              <w:rPr>
+                <w:color w:val="212121"/>
+                <w:sz w:val="16"/>
+              </w:rPr>
+              <w:t xml:space="preserve"> </w:t>
+            </w:r>
+            <w:r>
+              <w:rPr>
+                <w:color w:val="212121"/>
+                <w:sz w:val="16"/>
+              </w:rPr>
+              <w:t xml:space="preserve"> / SQL </w:t>
+            </w:r>
+            <w:r>
+              <w:rPr>
+                <w:color w:val="212121"/>
+                <w:sz w:val="16"/>
+              </w:rPr>
+              <w:t xml:space="preserve"> </w:t>
+            </w:r>
+            <w:r>
+              <w:rPr>
+                <w:color w:val="212121"/>
+                <w:sz w:val="16"/>
+              </w:rPr>
+              <w:t>校验阶段被拦截，修复发生在编码当下而非下游回洗</w:t>
+            </w:r>
+          </w:p>
+        </w:tc>
+        <w:tc>
+          <w:tcPr>
+            <w:tcW w:type="dxa" w:w="2160"/>
+            <w:vAlign w:val="center"/>
+            <w:tcBorders>
+              <w:top w:val="single" w:sz="6" w:space="0" w:color="E0E0E0"/>
+              <w:bottom w:val="single" w:sz="6" w:space="0" w:color="E0E0E0"/>
+              <w:left w:val="single" w:sz="6" w:space="0" w:color="E0E0E0"/>
+              <w:right w:val="single" w:sz="6" w:space="0" w:color="E0E0E0"/>
+            </w:tcBorders>
+            <w:shd w:val="clear" w:color="auto" w:fill="F5F7FA"/>
+            <w:tcMar>
+              <w:top w:w="120" w:type="dxa"/>
+              <w:bottom w:w="120" w:type="dxa"/>
+              <w:left w:w="120" w:type="dxa"/>
+              <w:right w:w="120" w:type="dxa"/>
+            </w:tcMar>
+          </w:tcPr>
+          <w:p>
+            <w:pPr>
+              <w:jc w:val="left"/>
+              <w:spacing w:line="240" w:lineRule="auto" w:before="15" w:after="15"/>
+            </w:pPr>
+            <w:r>
+              <w:rPr>
+                <w:color w:val="212121"/>
+                <w:sz w:val="16"/>
+              </w:rPr>
+              <w:t>该类问题不流入下游生产（下游回洗次数趋近于</w:t>
+            </w:r>
+            <w:r>
+              <w:rPr>
+                <w:color w:val="212121"/>
+                <w:sz w:val="16"/>
+              </w:rPr>
+              <w:t xml:space="preserve"> </w:t>
+            </w:r>
+            <w:r>
+              <w:rPr>
+                <w:color w:val="212121"/>
+                <w:sz w:val="16"/>
+              </w:rPr>
+              <w:t xml:space="preserve"> 0</w:t>
+            </w:r>
+            <w:r>
+              <w:rPr>
+                <w:color w:val="212121"/>
+                <w:sz w:val="16"/>
+              </w:rPr>
+              <w:t xml:space="preserve"> </w:t>
+            </w:r>
+            <w:r>
+              <w:rPr>
+                <w:color w:val="212121"/>
+                <w:sz w:val="16"/>
+              </w:rPr>
+              <w:t>，属机制约束而非估算）</w:t>
+            </w:r>
+          </w:p>
+        </w:tc>
+        <w:tc>
+          <w:tcPr>
+            <w:tcW w:type="dxa" w:w="2160"/>
+            <w:vAlign w:val="center"/>
+            <w:tcBorders>
+              <w:top w:val="single" w:sz="6" w:space="0" w:color="E0E0E0"/>
+              <w:bottom w:val="single" w:sz="6" w:space="0" w:color="E0E0E0"/>
+              <w:left w:val="single" w:sz="6" w:space="0" w:color="E0E0E0"/>
+              <w:right w:val="single" w:sz="6" w:space="0" w:color="E0E0E0"/>
+            </w:tcBorders>
+            <w:shd w:val="clear" w:color="auto" w:fill="F5F7FA"/>
+            <w:tcMar>
+              <w:top w:w="120" w:type="dxa"/>
+              <w:bottom w:w="120" w:type="dxa"/>
+              <w:left w:w="120" w:type="dxa"/>
+              <w:right w:w="120" w:type="dxa"/>
+            </w:tcMar>
+          </w:tcPr>
+          <w:p>
+            <w:pPr>
+              <w:jc w:val="left"/>
+              <w:spacing w:line="240" w:lineRule="auto" w:before="15" w:after="15"/>
+            </w:pPr>
+            <w:r>
+              <w:rPr>
+                <w:color w:val="212121"/>
+                <w:sz w:val="16"/>
+              </w:rPr>
+              <w:t>开发阶段拦截数 与 生产环境故障登记数 的对比</w:t>
+            </w:r>
+          </w:p>
+        </w:tc>
+      </w:tr>
+      <w:tr>
+        <w:tc>
+          <w:tcPr>
+            <w:tcW w:type="dxa" w:w="2160"/>
+            <w:vAlign w:val="center"/>
+            <w:tcBorders>
+              <w:top w:val="single" w:sz="6" w:space="0" w:color="E0E0E0"/>
+              <w:bottom w:val="single" w:sz="6" w:space="0" w:color="E0E0E0"/>
+              <w:left w:val="single" w:sz="6" w:space="0" w:color="E0E0E0"/>
+              <w:right w:val="single" w:sz="6" w:space="0" w:color="E0E0E0"/>
+            </w:tcBorders>
+            <w:tcMar>
+              <w:top w:w="120" w:type="dxa"/>
+              <w:bottom w:w="120" w:type="dxa"/>
+              <w:left w:w="120" w:type="dxa"/>
+              <w:right w:w="120" w:type="dxa"/>
+            </w:tcMar>
+          </w:tcPr>
+          <w:p>
+            <w:pPr>
+              <w:jc w:val="left"/>
+              <w:spacing w:line="240" w:lineRule="auto" w:before="15" w:after="15"/>
+            </w:pPr>
+            <w:r>
+              <w:rPr>
+                <w:color w:val="212121"/>
+                <w:sz w:val="16"/>
+              </w:rPr>
+              <w:t>回归质量基线</w:t>
+            </w:r>
+          </w:p>
+        </w:tc>
+        <w:tc>
+          <w:tcPr>
+            <w:tcW w:type="dxa" w:w="2160"/>
+            <w:vAlign w:val="center"/>
+            <w:tcBorders>
+              <w:top w:val="single" w:sz="6" w:space="0" w:color="E0E0E0"/>
+              <w:bottom w:val="single" w:sz="6" w:space="0" w:color="E0E0E0"/>
+              <w:left w:val="single" w:sz="6" w:space="0" w:color="E0E0E0"/>
+              <w:right w:val="single" w:sz="6" w:space="0" w:color="E0E0E0"/>
+            </w:tcBorders>
+            <w:tcMar>
+              <w:top w:w="120" w:type="dxa"/>
+              <w:bottom w:w="120" w:type="dxa"/>
+              <w:left w:w="120" w:type="dxa"/>
+              <w:right w:w="120" w:type="dxa"/>
+            </w:tcMar>
+          </w:tcPr>
+          <w:p>
+            <w:pPr>
+              <w:jc w:val="left"/>
+              <w:spacing w:line="240" w:lineRule="auto" w:before="15" w:after="15"/>
+            </w:pPr>
+            <w:r>
+              <w:rPr>
+                <w:color w:val="212121"/>
+                <w:sz w:val="16"/>
+              </w:rPr>
+              <w:t xml:space="preserve">54 </w:t>
+            </w:r>
+            <w:r>
+              <w:rPr>
+                <w:color w:val="212121"/>
+                <w:sz w:val="16"/>
+              </w:rPr>
+              <w:t xml:space="preserve"> </w:t>
+            </w:r>
+            <w:r>
+              <w:rPr>
+                <w:color w:val="212121"/>
+                <w:sz w:val="16"/>
+              </w:rPr>
+              <w:t>个测试文件、</w:t>
+            </w:r>
+            <w:r>
+              <w:rPr>
+                <w:color w:val="212121"/>
+                <w:sz w:val="16"/>
+              </w:rPr>
+              <w:t xml:space="preserve"> </w:t>
+            </w:r>
+            <w:r>
+              <w:rPr>
+                <w:color w:val="212121"/>
+                <w:sz w:val="16"/>
+              </w:rPr>
+              <w:t xml:space="preserve">905 </w:t>
+            </w:r>
+            <w:r>
+              <w:rPr>
+                <w:color w:val="212121"/>
+                <w:sz w:val="16"/>
+              </w:rPr>
+              <w:t xml:space="preserve"> </w:t>
+            </w:r>
+            <w:r>
+              <w:rPr>
+                <w:color w:val="212121"/>
+                <w:sz w:val="16"/>
+              </w:rPr>
+              <w:t>个测试用例；关键安全闸门（删除与回滚的安全评估、回收站机制）有纯函数单测覆盖；前端与主进程通过静态类型检查</w:t>
+            </w:r>
+          </w:p>
+        </w:tc>
+        <w:tc>
+          <w:tcPr>
+            <w:tcW w:type="dxa" w:w="2160"/>
+            <w:vAlign w:val="center"/>
+            <w:tcBorders>
+              <w:top w:val="single" w:sz="6" w:space="0" w:color="E0E0E0"/>
+              <w:bottom w:val="single" w:sz="6" w:space="0" w:color="E0E0E0"/>
+              <w:left w:val="single" w:sz="6" w:space="0" w:color="E0E0E0"/>
+              <w:right w:val="single" w:sz="6" w:space="0" w:color="E0E0E0"/>
+            </w:tcBorders>
+            <w:tcMar>
+              <w:top w:w="120" w:type="dxa"/>
+              <w:bottom w:w="120" w:type="dxa"/>
+              <w:left w:w="120" w:type="dxa"/>
+              <w:right w:w="120" w:type="dxa"/>
+            </w:tcMar>
+          </w:tcPr>
+          <w:p>
+            <w:pPr>
+              <w:jc w:val="left"/>
+              <w:spacing w:line="240" w:lineRule="auto" w:before="15" w:after="15"/>
+            </w:pPr>
+            <w:r>
+              <w:rPr>
+                <w:color w:val="212121"/>
+                <w:sz w:val="16"/>
+              </w:rPr>
+              <w:t>每次交付保持全量通过（并发执行时的偶发超时须单独复跑确认后方可放行）；新增纯函数分支覆盖</w:t>
+            </w:r>
+            <w:r>
+              <w:rPr>
+                <w:color w:val="212121"/>
+                <w:sz w:val="16"/>
+              </w:rPr>
+              <w:t xml:space="preserve"> </w:t>
+            </w:r>
+            <w:r>
+              <w:rPr>
+                <w:color w:val="212121"/>
+                <w:sz w:val="16"/>
+              </w:rPr>
+              <w:t xml:space="preserve"> 100%</w:t>
+            </w:r>
+          </w:p>
+        </w:tc>
+        <w:tc>
+          <w:tcPr>
+            <w:tcW w:type="dxa" w:w="2160"/>
+            <w:vAlign w:val="center"/>
+            <w:tcBorders>
+              <w:top w:val="single" w:sz="6" w:space="0" w:color="E0E0E0"/>
+              <w:bottom w:val="single" w:sz="6" w:space="0" w:color="E0E0E0"/>
+              <w:left w:val="single" w:sz="6" w:space="0" w:color="E0E0E0"/>
+              <w:right w:val="single" w:sz="6" w:space="0" w:color="E0E0E0"/>
+            </w:tcBorders>
+            <w:tcMar>
+              <w:top w:w="120" w:type="dxa"/>
+              <w:bottom w:w="120" w:type="dxa"/>
+              <w:left w:w="120" w:type="dxa"/>
+              <w:right w:w="120" w:type="dxa"/>
+            </w:tcMar>
+          </w:tcPr>
+          <w:p>
+            <w:pPr>
+              <w:jc w:val="left"/>
+              <w:spacing w:line="240" w:lineRule="auto" w:before="15" w:after="15"/>
+            </w:pPr>
+            <w:r>
+              <w:rPr>
+                <w:color w:val="212121"/>
+                <w:sz w:val="16"/>
+              </w:rPr>
+              <w:t>回归测试报告（通过数</w:t>
+            </w:r>
+            <w:r>
+              <w:rPr>
+                <w:color w:val="212121"/>
+                <w:sz w:val="16"/>
+              </w:rPr>
+              <w:t xml:space="preserve"> </w:t>
+            </w:r>
+            <w:r>
+              <w:rPr>
+                <w:color w:val="212121"/>
+                <w:sz w:val="16"/>
+              </w:rPr>
+              <w:t xml:space="preserve"> / </w:t>
+            </w:r>
+            <w:r>
+              <w:rPr>
+                <w:color w:val="212121"/>
+                <w:sz w:val="16"/>
+              </w:rPr>
+              <w:t xml:space="preserve"> </w:t>
+            </w:r>
+            <w:r>
+              <w:rPr>
+                <w:color w:val="212121"/>
+                <w:sz w:val="16"/>
+              </w:rPr>
+              <w:t>用例数）与静态类型检查结果</w:t>
+            </w:r>
+          </w:p>
+        </w:tc>
+      </w:tr>
+      <w:tr>
+        <w:tc>
+          <w:tcPr>
+            <w:tcW w:type="dxa" w:w="2160"/>
+            <w:vAlign w:val="center"/>
+            <w:tcBorders>
+              <w:top w:val="single" w:sz="6" w:space="0" w:color="E0E0E0"/>
+              <w:bottom w:val="single" w:sz="6" w:space="0" w:color="E0E0E0"/>
+              <w:left w:val="single" w:sz="6" w:space="0" w:color="E0E0E0"/>
+              <w:right w:val="single" w:sz="6" w:space="0" w:color="E0E0E0"/>
+            </w:tcBorders>
+            <w:shd w:val="clear" w:color="auto" w:fill="F5F7FA"/>
+            <w:tcMar>
+              <w:top w:w="120" w:type="dxa"/>
+              <w:bottom w:w="120" w:type="dxa"/>
+              <w:left w:w="120" w:type="dxa"/>
+              <w:right w:w="120" w:type="dxa"/>
+            </w:tcMar>
+          </w:tcPr>
+          <w:p>
+            <w:pPr>
+              <w:jc w:val="left"/>
+              <w:spacing w:line="240" w:lineRule="auto" w:before="15" w:after="15"/>
+            </w:pPr>
+            <w:r>
+              <w:rPr>
+                <w:color w:val="212121"/>
+                <w:sz w:val="16"/>
+              </w:rPr>
+              <w:t>平台承载规模</w:t>
+            </w:r>
+          </w:p>
+        </w:tc>
+        <w:tc>
+          <w:tcPr>
+            <w:tcW w:type="dxa" w:w="2160"/>
+            <w:vAlign w:val="center"/>
+            <w:tcBorders>
+              <w:top w:val="single" w:sz="6" w:space="0" w:color="E0E0E0"/>
+              <w:bottom w:val="single" w:sz="6" w:space="0" w:color="E0E0E0"/>
+              <w:left w:val="single" w:sz="6" w:space="0" w:color="E0E0E0"/>
+              <w:right w:val="single" w:sz="6" w:space="0" w:color="E0E0E0"/>
+            </w:tcBorders>
+            <w:shd w:val="clear" w:color="auto" w:fill="F5F7FA"/>
+            <w:tcMar>
+              <w:top w:w="120" w:type="dxa"/>
+              <w:bottom w:w="120" w:type="dxa"/>
+              <w:left w:w="120" w:type="dxa"/>
+              <w:right w:w="120" w:type="dxa"/>
+            </w:tcMar>
+          </w:tcPr>
+          <w:p>
+            <w:pPr>
+              <w:jc w:val="left"/>
+              <w:spacing w:line="240" w:lineRule="auto" w:before="15" w:after="15"/>
+            </w:pPr>
+            <w:r>
+              <w:rPr>
+                <w:color w:val="212121"/>
+                <w:sz w:val="16"/>
+              </w:rPr>
+              <w:t>桌面端</w:t>
+            </w:r>
+            <w:r>
+              <w:rPr>
+                <w:color w:val="212121"/>
+                <w:sz w:val="16"/>
+              </w:rPr>
+              <w:t xml:space="preserve"> </w:t>
+            </w:r>
+            <w:r>
+              <w:rPr>
+                <w:color w:val="212121"/>
+                <w:sz w:val="16"/>
+              </w:rPr>
+              <w:t xml:space="preserve"> 336 </w:t>
+            </w:r>
+            <w:r>
+              <w:rPr>
+                <w:color w:val="212121"/>
+                <w:sz w:val="16"/>
+              </w:rPr>
+              <w:t xml:space="preserve"> </w:t>
+            </w:r>
+            <w:r>
+              <w:rPr>
+                <w:color w:val="212121"/>
+                <w:sz w:val="16"/>
+              </w:rPr>
+              <w:t>个</w:t>
+            </w:r>
+            <w:r>
+              <w:rPr>
+                <w:color w:val="212121"/>
+                <w:sz w:val="16"/>
+              </w:rPr>
+              <w:t xml:space="preserve"> </w:t>
+            </w:r>
+            <w:r>
+              <w:rPr>
+                <w:color w:val="212121"/>
+                <w:sz w:val="16"/>
+              </w:rPr>
+              <w:t xml:space="preserve"> TS / TSX / CSS </w:t>
+            </w:r>
+            <w:r>
+              <w:rPr>
+                <w:color w:val="212121"/>
+                <w:sz w:val="16"/>
+              </w:rPr>
+              <w:t xml:space="preserve"> </w:t>
+            </w:r>
+            <w:r>
+              <w:rPr>
+                <w:color w:val="212121"/>
+                <w:sz w:val="16"/>
+              </w:rPr>
+              <w:t>文件、约</w:t>
+            </w:r>
+            <w:r>
+              <w:rPr>
+                <w:color w:val="212121"/>
+                <w:sz w:val="16"/>
+              </w:rPr>
+              <w:t xml:space="preserve"> </w:t>
+            </w:r>
+            <w:r>
+              <w:rPr>
+                <w:color w:val="212121"/>
+                <w:sz w:val="16"/>
+              </w:rPr>
+              <w:t xml:space="preserve"> 7.99 </w:t>
+            </w:r>
+            <w:r>
+              <w:rPr>
+                <w:color w:val="212121"/>
+                <w:sz w:val="16"/>
+              </w:rPr>
+              <w:t xml:space="preserve"> </w:t>
+            </w:r>
+            <w:r>
+              <w:rPr>
+                <w:color w:val="212121"/>
+                <w:sz w:val="16"/>
+              </w:rPr>
+              <w:t>万行代码；服务端</w:t>
+            </w:r>
+            <w:r>
+              <w:rPr>
+                <w:color w:val="212121"/>
+                <w:sz w:val="16"/>
+              </w:rPr>
+              <w:t xml:space="preserve"> </w:t>
+            </w:r>
+            <w:r>
+              <w:rPr>
+                <w:color w:val="212121"/>
+                <w:sz w:val="16"/>
+              </w:rPr>
+              <w:t xml:space="preserve"> 6 </w:t>
+            </w:r>
+            <w:r>
+              <w:rPr>
+                <w:color w:val="212121"/>
+                <w:sz w:val="16"/>
+              </w:rPr>
+              <w:t xml:space="preserve"> </w:t>
+            </w:r>
+            <w:r>
+              <w:rPr>
+                <w:color w:val="212121"/>
+                <w:sz w:val="16"/>
+              </w:rPr>
+              <w:t>个业务模块、</w:t>
+            </w:r>
+            <w:r>
+              <w:rPr>
+                <w:color w:val="212121"/>
+                <w:sz w:val="16"/>
+              </w:rPr>
+              <w:t xml:space="preserve"> </w:t>
+            </w:r>
+            <w:r>
+              <w:rPr>
+                <w:color w:val="212121"/>
+                <w:sz w:val="16"/>
+              </w:rPr>
+              <w:t xml:space="preserve">20 </w:t>
+            </w:r>
+            <w:r>
+              <w:rPr>
+                <w:color w:val="212121"/>
+                <w:sz w:val="16"/>
+              </w:rPr>
+              <w:t xml:space="preserve"> </w:t>
+            </w:r>
+            <w:r>
+              <w:rPr>
+                <w:color w:val="212121"/>
+                <w:sz w:val="16"/>
+              </w:rPr>
+              <w:t>个控制器、</w:t>
+            </w:r>
+            <w:r>
+              <w:rPr>
+                <w:color w:val="212121"/>
+                <w:sz w:val="16"/>
+              </w:rPr>
+              <w:t xml:space="preserve"> </w:t>
+            </w:r>
+            <w:r>
+              <w:rPr>
+                <w:color w:val="212121"/>
+                <w:sz w:val="16"/>
+              </w:rPr>
+              <w:t xml:space="preserve">28 </w:t>
+            </w:r>
+            <w:r>
+              <w:rPr>
+                <w:color w:val="212121"/>
+                <w:sz w:val="16"/>
+              </w:rPr>
+              <w:t xml:space="preserve"> </w:t>
+            </w:r>
+            <w:r>
+              <w:rPr>
+                <w:color w:val="212121"/>
+                <w:sz w:val="16"/>
+              </w:rPr>
+              <w:t>张表、</w:t>
+            </w:r>
+            <w:r>
+              <w:rPr>
+                <w:color w:val="212121"/>
+                <w:sz w:val="16"/>
+              </w:rPr>
+              <w:t xml:space="preserve"> </w:t>
+            </w:r>
+            <w:r>
+              <w:rPr>
+                <w:color w:val="212121"/>
+                <w:sz w:val="16"/>
+              </w:rPr>
+              <w:t xml:space="preserve">13 </w:t>
+            </w:r>
+            <w:r>
+              <w:rPr>
+                <w:color w:val="212121"/>
+                <w:sz w:val="16"/>
+              </w:rPr>
+              <w:t xml:space="preserve"> </w:t>
+            </w:r>
+            <w:r>
+              <w:rPr>
+                <w:color w:val="212121"/>
+                <w:sz w:val="16"/>
+              </w:rPr>
+              <w:t>种数据源类型</w:t>
+            </w:r>
+          </w:p>
+        </w:tc>
+        <w:tc>
+          <w:tcPr>
+            <w:tcW w:type="dxa" w:w="2160"/>
+            <w:vAlign w:val="center"/>
+            <w:tcBorders>
+              <w:top w:val="single" w:sz="6" w:space="0" w:color="E0E0E0"/>
+              <w:bottom w:val="single" w:sz="6" w:space="0" w:color="E0E0E0"/>
+              <w:left w:val="single" w:sz="6" w:space="0" w:color="E0E0E0"/>
+              <w:right w:val="single" w:sz="6" w:space="0" w:color="E0E0E0"/>
+            </w:tcBorders>
+            <w:shd w:val="clear" w:color="auto" w:fill="F5F7FA"/>
+            <w:tcMar>
+              <w:top w:w="120" w:type="dxa"/>
+              <w:bottom w:w="120" w:type="dxa"/>
+              <w:left w:w="120" w:type="dxa"/>
+              <w:right w:w="120" w:type="dxa"/>
+            </w:tcMar>
+          </w:tcPr>
+          <w:p>
+            <w:pPr>
+              <w:jc w:val="left"/>
+              <w:spacing w:line="240" w:lineRule="auto" w:before="15" w:after="15"/>
+            </w:pPr>
+            <w:r>
+              <w:rPr>
+                <w:color w:val="212121"/>
+                <w:sz w:val="16"/>
+              </w:rPr>
+              <w:t>本期不以规模增长为目标，以</w:t>
+            </w:r>
+            <w:r>
+              <w:rPr>
+                <w:color w:val="212121"/>
+                <w:sz w:val="16"/>
+              </w:rPr>
+              <w:t xml:space="preserve"> </w:t>
+            </w:r>
+            <w:r>
+              <w:rPr>
+                <w:color w:val="212121"/>
+                <w:sz w:val="16"/>
+              </w:rPr>
+              <w:t>"</w:t>
+            </w:r>
+            <w:r>
+              <w:rPr>
+                <w:color w:val="212121"/>
+                <w:sz w:val="16"/>
+              </w:rPr>
+              <w:t xml:space="preserve"> </w:t>
+            </w:r>
+            <w:r>
+              <w:rPr>
+                <w:color w:val="212121"/>
+                <w:sz w:val="16"/>
+              </w:rPr>
+              <w:t>已落地能力全部可验收</w:t>
+            </w:r>
+            <w:r>
+              <w:rPr>
+                <w:color w:val="212121"/>
+                <w:sz w:val="16"/>
+              </w:rPr>
+              <w:t xml:space="preserve"> </w:t>
+            </w:r>
+            <w:r>
+              <w:rPr>
+                <w:color w:val="212121"/>
+                <w:sz w:val="16"/>
+              </w:rPr>
+              <w:t>"</w:t>
+            </w:r>
+            <w:r>
+              <w:rPr>
+                <w:color w:val="212121"/>
+                <w:sz w:val="16"/>
+              </w:rPr>
+              <w:t xml:space="preserve"> </w:t>
+            </w:r>
+            <w:r>
+              <w:rPr>
+                <w:color w:val="212121"/>
+                <w:sz w:val="16"/>
+              </w:rPr>
+              <w:t>为目标</w:t>
+            </w:r>
+          </w:p>
+        </w:tc>
+        <w:tc>
+          <w:tcPr>
+            <w:tcW w:type="dxa" w:w="2160"/>
+            <w:vAlign w:val="center"/>
+            <w:tcBorders>
+              <w:top w:val="single" w:sz="6" w:space="0" w:color="E0E0E0"/>
+              <w:bottom w:val="single" w:sz="6" w:space="0" w:color="E0E0E0"/>
+              <w:left w:val="single" w:sz="6" w:space="0" w:color="E0E0E0"/>
+              <w:right w:val="single" w:sz="6" w:space="0" w:color="E0E0E0"/>
+            </w:tcBorders>
+            <w:shd w:val="clear" w:color="auto" w:fill="F5F7FA"/>
+            <w:tcMar>
+              <w:top w:w="120" w:type="dxa"/>
+              <w:bottom w:w="120" w:type="dxa"/>
+              <w:left w:w="120" w:type="dxa"/>
+              <w:right w:w="120" w:type="dxa"/>
+            </w:tcMar>
+          </w:tcPr>
+          <w:p>
+            <w:pPr>
+              <w:jc w:val="left"/>
+              <w:spacing w:line="240" w:lineRule="auto" w:before="15" w:after="15"/>
+            </w:pPr>
+            <w:r>
+              <w:rPr>
+                <w:color w:val="212121"/>
+                <w:sz w:val="16"/>
+              </w:rPr>
+              <w:t>第十章附录基线与验收报告逐项比对</w:t>
+            </w:r>
+          </w:p>
+        </w:tc>
+      </w:tr>
+      <w:tr>
+        <w:tc>
+          <w:tcPr>
+            <w:tcW w:type="dxa" w:w="2160"/>
+            <w:vAlign w:val="center"/>
+            <w:tcBorders>
+              <w:top w:val="single" w:sz="6" w:space="0" w:color="E0E0E0"/>
+              <w:bottom w:val="single" w:sz="6" w:space="0" w:color="E0E0E0"/>
+              <w:left w:val="single" w:sz="6" w:space="0" w:color="E0E0E0"/>
+              <w:right w:val="single" w:sz="6" w:space="0" w:color="E0E0E0"/>
+            </w:tcBorders>
+            <w:tcMar>
+              <w:top w:w="120" w:type="dxa"/>
+              <w:bottom w:w="120" w:type="dxa"/>
+              <w:left w:w="120" w:type="dxa"/>
+              <w:right w:w="120" w:type="dxa"/>
+            </w:tcMar>
+          </w:tcPr>
+          <w:p>
+            <w:pPr>
+              <w:jc w:val="left"/>
+              <w:spacing w:line="240" w:lineRule="auto" w:before="15" w:after="15"/>
+            </w:pPr>
+            <w:r>
+              <w:rPr>
+                <w:color w:val="212121"/>
+                <w:sz w:val="16"/>
+              </w:rPr>
+              <w:t>资产沉淀</w:t>
+            </w:r>
+          </w:p>
+        </w:tc>
+        <w:tc>
+          <w:tcPr>
+            <w:tcW w:type="dxa" w:w="2160"/>
+            <w:vAlign w:val="center"/>
+            <w:tcBorders>
+              <w:top w:val="single" w:sz="6" w:space="0" w:color="E0E0E0"/>
+              <w:bottom w:val="single" w:sz="6" w:space="0" w:color="E0E0E0"/>
+              <w:left w:val="single" w:sz="6" w:space="0" w:color="E0E0E0"/>
+              <w:right w:val="single" w:sz="6" w:space="0" w:color="E0E0E0"/>
+            </w:tcBorders>
+            <w:tcMar>
+              <w:top w:w="120" w:type="dxa"/>
+              <w:bottom w:w="120" w:type="dxa"/>
+              <w:left w:w="120" w:type="dxa"/>
+              <w:right w:w="120" w:type="dxa"/>
+            </w:tcMar>
+          </w:tcPr>
+          <w:p>
+            <w:pPr>
+              <w:jc w:val="left"/>
+              <w:spacing w:line="240" w:lineRule="auto" w:before="15" w:after="15"/>
+            </w:pPr>
+            <w:r>
+              <w:rPr>
+                <w:color w:val="212121"/>
+                <w:sz w:val="16"/>
+              </w:rPr>
+              <w:t xml:space="preserve">Marquez </w:t>
+            </w:r>
+            <w:r>
+              <w:rPr>
+                <w:color w:val="212121"/>
+                <w:sz w:val="16"/>
+              </w:rPr>
+              <w:t xml:space="preserve"> </w:t>
+            </w:r>
+            <w:r>
+              <w:rPr>
+                <w:color w:val="212121"/>
+                <w:sz w:val="16"/>
+              </w:rPr>
+              <w:t>血缘与</w:t>
+            </w:r>
+            <w:r>
+              <w:rPr>
+                <w:color w:val="212121"/>
+                <w:sz w:val="16"/>
+              </w:rPr>
+              <w:t xml:space="preserve"> </w:t>
+            </w:r>
+            <w:r>
+              <w:rPr>
+                <w:color w:val="212121"/>
+                <w:sz w:val="16"/>
+              </w:rPr>
+              <w:t xml:space="preserve"> DolphinScheduler </w:t>
+            </w:r>
+            <w:r>
+              <w:rPr>
+                <w:color w:val="212121"/>
+                <w:sz w:val="16"/>
+              </w:rPr>
+              <w:t xml:space="preserve"> </w:t>
+            </w:r>
+            <w:r>
+              <w:rPr>
+                <w:color w:val="212121"/>
+                <w:sz w:val="16"/>
+              </w:rPr>
+              <w:t>任务依赖已集成，表级与字段级血缘可在平台内查询</w:t>
+            </w:r>
+          </w:p>
+        </w:tc>
+        <w:tc>
+          <w:tcPr>
+            <w:tcW w:type="dxa" w:w="2160"/>
+            <w:vAlign w:val="center"/>
+            <w:tcBorders>
+              <w:top w:val="single" w:sz="6" w:space="0" w:color="E0E0E0"/>
+              <w:bottom w:val="single" w:sz="6" w:space="0" w:color="E0E0E0"/>
+              <w:left w:val="single" w:sz="6" w:space="0" w:color="E0E0E0"/>
+              <w:right w:val="single" w:sz="6" w:space="0" w:color="E0E0E0"/>
+            </w:tcBorders>
+            <w:tcMar>
+              <w:top w:w="120" w:type="dxa"/>
+              <w:bottom w:w="120" w:type="dxa"/>
+              <w:left w:w="120" w:type="dxa"/>
+              <w:right w:w="120" w:type="dxa"/>
+            </w:tcMar>
+          </w:tcPr>
+          <w:p>
+            <w:pPr>
+              <w:jc w:val="left"/>
+              <w:spacing w:line="240" w:lineRule="auto" w:before="15" w:after="15"/>
+            </w:pPr>
+            <w:r>
+              <w:rPr>
+                <w:color w:val="212121"/>
+                <w:sz w:val="16"/>
+              </w:rPr>
+              <w:t>血缘覆盖率（有血缘声明的表</w:t>
+            </w:r>
+            <w:r>
+              <w:rPr>
+                <w:color w:val="212121"/>
+                <w:sz w:val="16"/>
+              </w:rPr>
+              <w:t xml:space="preserve"> </w:t>
+            </w:r>
+            <w:r>
+              <w:rPr>
+                <w:color w:val="212121"/>
+                <w:sz w:val="16"/>
+              </w:rPr>
+              <w:t xml:space="preserve"> / </w:t>
+            </w:r>
+            <w:r>
+              <w:rPr>
+                <w:color w:val="212121"/>
+                <w:sz w:val="16"/>
+              </w:rPr>
+              <w:t xml:space="preserve"> </w:t>
+            </w:r>
+            <w:r>
+              <w:rPr>
+                <w:color w:val="212121"/>
+                <w:sz w:val="16"/>
+              </w:rPr>
+              <w:t>关键表总数）与任务依赖完整率可统计</w:t>
+            </w:r>
+          </w:p>
+        </w:tc>
+        <w:tc>
+          <w:tcPr>
+            <w:tcW w:type="dxa" w:w="2160"/>
+            <w:vAlign w:val="center"/>
+            <w:tcBorders>
+              <w:top w:val="single" w:sz="6" w:space="0" w:color="E0E0E0"/>
+              <w:bottom w:val="single" w:sz="6" w:space="0" w:color="E0E0E0"/>
+              <w:left w:val="single" w:sz="6" w:space="0" w:color="E0E0E0"/>
+              <w:right w:val="single" w:sz="6" w:space="0" w:color="E0E0E0"/>
+            </w:tcBorders>
+            <w:tcMar>
+              <w:top w:w="120" w:type="dxa"/>
+              <w:bottom w:w="120" w:type="dxa"/>
+              <w:left w:w="120" w:type="dxa"/>
+              <w:right w:w="120" w:type="dxa"/>
+            </w:tcMar>
+          </w:tcPr>
+          <w:p>
+            <w:pPr>
+              <w:jc w:val="left"/>
+              <w:spacing w:line="240" w:lineRule="auto" w:before="15" w:after="15"/>
+            </w:pPr>
+            <w:r>
+              <w:rPr>
+                <w:color w:val="212121"/>
+                <w:sz w:val="16"/>
+              </w:rPr>
+              <w:t xml:space="preserve">Marquez </w:t>
+            </w:r>
+            <w:r>
+              <w:rPr>
+                <w:color w:val="212121"/>
+                <w:sz w:val="16"/>
+              </w:rPr>
+              <w:t xml:space="preserve"> </w:t>
+            </w:r>
+            <w:r>
+              <w:rPr>
+                <w:color w:val="212121"/>
+                <w:sz w:val="16"/>
+              </w:rPr>
+              <w:t>血缘节点数；调度系统工作流与任务数</w:t>
+            </w:r>
+          </w:p>
+        </w:tc>
+      </w:tr>
+    </w:tbl>
+    <w:p>
+      <w:pPr>
+        <w:spacing w:after="162"/>
+        <w:ind w:firstLine="0"/>
+        <w:jc w:val="both"/>
+        <w:pBdr>
+          <w:left w:val="single" w:sz="24" w:space="0" w:color="1565C0"/>
+        </w:pBdr>
+        <w:shd w:val="clear" w:color="auto" w:fill="F5F7FA"/>
+      </w:pPr>
+      <w:r>
+        <w:rPr>
+          <w:color w:val="212121"/>
+          <w:sz w:val="18"/>
+        </w:rPr>
+        <w:t xml:space="preserve">  </w:t>
+      </w:r>
+      <w:r>
+        <w:rPr>
+          <w:rFonts w:ascii="微软雅黑" w:eastAsia="微软雅黑" w:hAnsi="微软雅黑" w:cs="微软雅黑" w:hint="eastAsia"/>
+          <w:b/>
+          <w:color w:val="212121"/>
+          <w:sz w:val="18"/>
+          <w:lang w:eastAsia="zh-CN"/>
+        </w:rPr>
+        <w:t>口径说明</w:t>
+      </w:r>
+      <w:r>
+        <w:rPr>
+          <w:rFonts w:ascii="微软雅黑" w:eastAsia="微软雅黑" w:hAnsi="微软雅黑" w:cs="微软雅黑" w:hint="eastAsia"/>
+          <w:color w:val="212121"/>
+          <w:sz w:val="18"/>
+          <w:lang w:eastAsia="zh-CN"/>
+        </w:rPr>
+        <w:t>：本表不使用估算值。正文提到的</w:t>
+      </w:r>
+      <w:r>
+        <w:rPr>
+          <w:color w:val="212121"/>
+          <w:sz w:val="18"/>
+        </w:rPr>
+        <w:t>"</w:t>
+      </w:r>
+      <w:r>
+        <w:rPr>
+          <w:rFonts w:ascii="微软雅黑" w:eastAsia="微软雅黑" w:hAnsi="微软雅黑" w:cs="微软雅黑" w:hint="eastAsia"/>
+          <w:color w:val="212121"/>
+          <w:sz w:val="18"/>
+          <w:lang w:eastAsia="zh-CN"/>
+        </w:rPr>
+        <w:t>指标开发</w:t>
+      </w:r>
+      <w:r>
+        <w:rPr>
+          <w:color w:val="212121"/>
+          <w:sz w:val="18"/>
+        </w:rPr>
+        <w:t xml:space="preserve"> 6—8 </w:t>
+      </w:r>
+      <w:r>
+        <w:rPr>
+          <w:rFonts w:ascii="微软雅黑" w:eastAsia="微软雅黑" w:hAnsi="微软雅黑" w:cs="微软雅黑" w:hint="eastAsia"/>
+          <w:color w:val="212121"/>
+          <w:sz w:val="18"/>
+          <w:lang w:eastAsia="zh-CN"/>
+        </w:rPr>
+        <w:t>小时压缩至</w:t>
+      </w:r>
+      <w:r>
+        <w:rPr>
+          <w:color w:val="212121"/>
+          <w:sz w:val="18"/>
+        </w:rPr>
+        <w:t xml:space="preserve"> 5—10 </w:t>
+      </w:r>
+      <w:r>
+        <w:rPr>
+          <w:rFonts w:ascii="微软雅黑" w:eastAsia="微软雅黑" w:hAnsi="微软雅黑" w:cs="微软雅黑" w:hint="eastAsia"/>
+          <w:color w:val="212121"/>
+          <w:sz w:val="18"/>
+          <w:lang w:eastAsia="zh-CN"/>
+        </w:rPr>
+        <w:t>分钟</w:t>
+      </w:r>
+      <w:r>
+        <w:rPr>
+          <w:color w:val="212121"/>
+          <w:sz w:val="18"/>
+        </w:rPr>
+        <w:t>""</w:t>
+      </w:r>
+      <w:r>
+        <w:rPr>
+          <w:rFonts w:ascii="微软雅黑" w:eastAsia="微软雅黑" w:hAnsi="微软雅黑" w:cs="微软雅黑" w:hint="eastAsia"/>
+          <w:color w:val="212121"/>
+          <w:sz w:val="18"/>
+          <w:lang w:eastAsia="zh-CN"/>
+        </w:rPr>
+        <w:t>规范合规率</w:t>
+      </w:r>
+      <w:r>
+        <w:rPr>
+          <w:color w:val="212121"/>
+          <w:sz w:val="18"/>
+        </w:rPr>
+        <w:t xml:space="preserve"> 98%"</w:t>
+      </w:r>
+      <w:r>
+        <w:rPr>
+          <w:rFonts w:ascii="微软雅黑" w:eastAsia="微软雅黑" w:hAnsi="微软雅黑" w:cs="微软雅黑" w:hint="eastAsia"/>
+          <w:color w:val="212121"/>
+          <w:sz w:val="18"/>
+          <w:lang w:eastAsia="zh-CN"/>
+        </w:rPr>
+        <w:t>来自行业同类实践的公开结果，属</w:t>
+      </w:r>
+      <w:r>
+        <w:rPr>
+          <w:rFonts w:ascii="微软雅黑" w:eastAsia="微软雅黑" w:hAnsi="微软雅黑" w:cs="微软雅黑" w:hint="eastAsia"/>
+          <w:b/>
+          <w:color w:val="212121"/>
+          <w:sz w:val="18"/>
+          <w:lang w:eastAsia="zh-CN"/>
+        </w:rPr>
+        <w:t>外部参照</w:t>
+      </w:r>
+      <w:r>
+        <w:rPr>
+          <w:rFonts w:ascii="微软雅黑" w:eastAsia="微软雅黑" w:hAnsi="微软雅黑" w:cs="微软雅黑" w:hint="eastAsia"/>
+          <w:color w:val="212121"/>
+          <w:sz w:val="18"/>
+          <w:lang w:eastAsia="zh-CN"/>
+        </w:rPr>
+        <w:t>，只用于说明该方向的行业上限；本项目的实际收益以本表口径度量。</w:t>
       </w:r>
     </w:p>
     <w:p>
@@ -22778,7 +26567,7 @@
                 <w:color w:val="1565C0"/>
                 <w:sz w:val="22"/>
               </w:rPr>
-              <w:t>797</w:t>
+              <w:t>905</w:t>
             </w:r>
             <w:r>
               <w:t xml:space="preserve"> </w:t>
@@ -23163,7 +26952,7 @@
                 <w:color w:val="212121"/>
                 <w:sz w:val="16"/>
               </w:rPr>
-              <w:t xml:space="preserve">48 </w:t>
+              <w:t xml:space="preserve">54 </w:t>
             </w:r>
             <w:r>
               <w:rPr>
@@ -23191,7 +26980,7 @@
                 <w:color w:val="212121"/>
                 <w:sz w:val="16"/>
               </w:rPr>
-              <w:t xml:space="preserve">797 </w:t>
+              <w:t xml:space="preserve">905 </w:t>
             </w:r>
             <w:r>
               <w:rPr>
@@ -23205,7 +26994,7 @@
                 <w:color w:val="212121"/>
                 <w:sz w:val="16"/>
               </w:rPr>
-              <w:t>个测试用例，全量通过作为回归基线</w:t>
+              <w:t>个测试用例，全量通过作为回归基线（并发执行时个别文件存在偶发超时，须单独复跑确认）</w:t>
             </w:r>
           </w:p>
         </w:tc>
